--- a/Documention/PocketDeen/PocketDeen Documention.docx
+++ b/Documention/PocketDeen/PocketDeen Documention.docx
@@ -12,7 +12,9 @@
           <w:u w:val="single"/>
         </w:rPr>
       </w:pPr>
-      <w:r>
+    </w:p>
+    <w:p>
+      <w:pPr>
         <w:rPr>
           <w:b/>
           <w:bCs/>
@@ -20,6 +22,1840 @@
           <w:szCs w:val="56"/>
           <w:u w:val="single"/>
         </w:rPr>
+      </w:pPr>
+    </w:p>
+    <w:p>
+      <w:pPr>
+        <w:rPr>
+          <w:b/>
+          <w:bCs/>
+          <w:sz w:val="56"/>
+          <w:szCs w:val="56"/>
+          <w:u w:val="single"/>
+        </w:rPr>
+      </w:pPr>
+    </w:p>
+    <w:p>
+      <w:pPr>
+        <w:rPr>
+          <w:b/>
+          <w:bCs/>
+          <w:sz w:val="56"/>
+          <w:szCs w:val="56"/>
+          <w:u w:val="single"/>
+        </w:rPr>
+      </w:pPr>
+    </w:p>
+    <w:p>
+      <w:pPr>
+        <w:rPr>
+          <w:b/>
+          <w:bCs/>
+          <w:sz w:val="56"/>
+          <w:szCs w:val="56"/>
+          <w:u w:val="single"/>
+        </w:rPr>
+      </w:pPr>
+    </w:p>
+    <w:p>
+      <w:pPr>
+        <w:rPr>
+          <w:b/>
+          <w:bCs/>
+          <w:sz w:val="96"/>
+          <w:szCs w:val="96"/>
+          <w:u w:val="single"/>
+        </w:rPr>
+      </w:pPr>
+      <w:r>
+        <w:rPr>
+          <w:sz w:val="56"/>
+          <w:szCs w:val="56"/>
+        </w:rPr>
+        <w:t xml:space="preserve">            </w:t>
+      </w:r>
+      <w:r>
+        <w:rPr>
+          <w:b/>
+          <w:bCs/>
+          <w:sz w:val="96"/>
+          <w:szCs w:val="96"/>
+          <w:u w:val="single"/>
+        </w:rPr>
+        <w:t>PocketDeen</w:t>
+      </w:r>
+    </w:p>
+    <w:p>
+      <w:pPr>
+        <w:rPr>
+          <w:b/>
+          <w:bCs/>
+          <w:sz w:val="56"/>
+          <w:szCs w:val="56"/>
+          <w:u w:val="single"/>
+        </w:rPr>
+      </w:pPr>
+    </w:p>
+    <w:p>
+      <w:pPr>
+        <w:rPr>
+          <w:b/>
+          <w:bCs/>
+          <w:sz w:val="56"/>
+          <w:szCs w:val="56"/>
+          <w:u w:val="single"/>
+        </w:rPr>
+      </w:pPr>
+    </w:p>
+    <w:p>
+      <w:pPr>
+        <w:rPr>
+          <w:b/>
+          <w:bCs/>
+          <w:sz w:val="56"/>
+          <w:szCs w:val="56"/>
+          <w:u w:val="single"/>
+        </w:rPr>
+      </w:pPr>
+    </w:p>
+    <w:p>
+      <w:pPr>
+        <w:rPr>
+          <w:b/>
+          <w:bCs/>
+          <w:sz w:val="56"/>
+          <w:szCs w:val="56"/>
+          <w:u w:val="single"/>
+        </w:rPr>
+      </w:pPr>
+    </w:p>
+    <w:p>
+      <w:pPr>
+        <w:rPr>
+          <w:b/>
+          <w:bCs/>
+          <w:sz w:val="56"/>
+          <w:szCs w:val="56"/>
+          <w:u w:val="single"/>
+        </w:rPr>
+      </w:pPr>
+    </w:p>
+    <w:p>
+      <w:pPr>
+        <w:rPr>
+          <w:b/>
+          <w:bCs/>
+          <w:sz w:val="56"/>
+          <w:szCs w:val="56"/>
+          <w:u w:val="single"/>
+        </w:rPr>
+      </w:pPr>
+    </w:p>
+    <w:p>
+      <w:pPr>
+        <w:rPr>
+          <w:b/>
+          <w:bCs/>
+          <w:sz w:val="56"/>
+          <w:szCs w:val="56"/>
+          <w:u w:val="single"/>
+        </w:rPr>
+      </w:pPr>
+    </w:p>
+    <w:p>
+      <w:pPr>
+        <w:rPr>
+          <w:b/>
+          <w:bCs/>
+          <w:sz w:val="56"/>
+          <w:szCs w:val="56"/>
+          <w:u w:val="single"/>
+        </w:rPr>
+      </w:pPr>
+    </w:p>
+    <w:sdt>
+      <w:sdtPr>
+        <w:id w:val="-35047565"/>
+        <w:docPartObj>
+          <w:docPartGallery w:val="Table of Contents"/>
+          <w:docPartUnique/>
+        </w:docPartObj>
+      </w:sdtPr>
+      <w:sdtEndPr>
+        <w:rPr>
+          <w:rFonts w:asciiTheme="minorHAnsi" w:eastAsiaTheme="minorEastAsia" w:hAnsiTheme="minorHAnsi" w:cstheme="minorBidi"/>
+          <w:b/>
+          <w:bCs/>
+          <w:noProof/>
+          <w:color w:val="auto"/>
+          <w:sz w:val="24"/>
+          <w:szCs w:val="24"/>
+          <w:lang w:val="en-GB" w:eastAsia="ja-JP"/>
+        </w:rPr>
+      </w:sdtEndPr>
+      <w:sdtContent>
+        <w:p>
+          <w:pPr>
+            <w:pStyle w:val="TOCHeading"/>
+          </w:pPr>
+          <w:r>
+            <w:t>Contents</w:t>
+          </w:r>
+        </w:p>
+        <w:p>
+          <w:pPr>
+            <w:pStyle w:val="TOC1"/>
+            <w:tabs>
+              <w:tab w:val="right" w:leader="dot" w:pos="9016"/>
+            </w:tabs>
+            <w:rPr>
+              <w:noProof/>
+              <w:kern w:val="2"/>
+              <w:lang w:eastAsia="en-GB"/>
+              <w14:ligatures w14:val="standardContextual"/>
+            </w:rPr>
+          </w:pPr>
+          <w:r>
+            <w:fldChar w:fldCharType="begin"/>
+          </w:r>
+          <w:r>
+            <w:instrText xml:space="preserve"> TOC \o "1-3" \h \z \u </w:instrText>
+          </w:r>
+          <w:r>
+            <w:fldChar w:fldCharType="separate"/>
+          </w:r>
+          <w:hyperlink w:anchor="_Toc212016991" w:history="1">
+            <w:r>
+              <w:rPr>
+                <w:rStyle w:val="Hyperlink"/>
+                <w:b/>
+                <w:bCs/>
+                <w:noProof/>
+              </w:rPr>
+              <w:t>Analysis</w:t>
+            </w:r>
+            <w:r>
+              <w:rPr>
+                <w:noProof/>
+                <w:webHidden/>
+              </w:rPr>
+              <w:tab/>
+            </w:r>
+            <w:r>
+              <w:rPr>
+                <w:noProof/>
+                <w:webHidden/>
+              </w:rPr>
+              <w:fldChar w:fldCharType="begin"/>
+            </w:r>
+            <w:r>
+              <w:rPr>
+                <w:noProof/>
+                <w:webHidden/>
+              </w:rPr>
+              <w:instrText xml:space="preserve"> PAGEREF _Toc212016991 \h </w:instrText>
+            </w:r>
+            <w:r>
+              <w:rPr>
+                <w:noProof/>
+                <w:webHidden/>
+              </w:rPr>
+            </w:r>
+            <w:r>
+              <w:rPr>
+                <w:noProof/>
+                <w:webHidden/>
+              </w:rPr>
+              <w:fldChar w:fldCharType="separate"/>
+            </w:r>
+            <w:r>
+              <w:rPr>
+                <w:noProof/>
+                <w:webHidden/>
+              </w:rPr>
+              <w:t>3</w:t>
+            </w:r>
+            <w:r>
+              <w:rPr>
+                <w:noProof/>
+                <w:webHidden/>
+              </w:rPr>
+              <w:fldChar w:fldCharType="end"/>
+            </w:r>
+          </w:hyperlink>
+        </w:p>
+        <w:p>
+          <w:pPr>
+            <w:pStyle w:val="TOC2"/>
+            <w:tabs>
+              <w:tab w:val="right" w:leader="dot" w:pos="9016"/>
+            </w:tabs>
+            <w:rPr>
+              <w:noProof/>
+              <w:kern w:val="2"/>
+              <w:lang w:eastAsia="en-GB"/>
+              <w14:ligatures w14:val="standardContextual"/>
+            </w:rPr>
+          </w:pPr>
+          <w:hyperlink w:anchor="_Toc212016992" w:history="1">
+            <w:r>
+              <w:rPr>
+                <w:rStyle w:val="Hyperlink"/>
+                <w:rFonts w:ascii="Aptos Display" w:eastAsia="Aptos Display" w:hAnsi="Aptos Display" w:cs="Aptos Display"/>
+                <w:noProof/>
+              </w:rPr>
+              <w:t>My plan to find out more</w:t>
+            </w:r>
+            <w:r>
+              <w:rPr>
+                <w:noProof/>
+                <w:webHidden/>
+              </w:rPr>
+              <w:tab/>
+            </w:r>
+            <w:r>
+              <w:rPr>
+                <w:noProof/>
+                <w:webHidden/>
+              </w:rPr>
+              <w:fldChar w:fldCharType="begin"/>
+            </w:r>
+            <w:r>
+              <w:rPr>
+                <w:noProof/>
+                <w:webHidden/>
+              </w:rPr>
+              <w:instrText xml:space="preserve"> PAGEREF _Toc212016992 \h </w:instrText>
+            </w:r>
+            <w:r>
+              <w:rPr>
+                <w:noProof/>
+                <w:webHidden/>
+              </w:rPr>
+            </w:r>
+            <w:r>
+              <w:rPr>
+                <w:noProof/>
+                <w:webHidden/>
+              </w:rPr>
+              <w:fldChar w:fldCharType="separate"/>
+            </w:r>
+            <w:r>
+              <w:rPr>
+                <w:noProof/>
+                <w:webHidden/>
+              </w:rPr>
+              <w:t>3</w:t>
+            </w:r>
+            <w:r>
+              <w:rPr>
+                <w:noProof/>
+                <w:webHidden/>
+              </w:rPr>
+              <w:fldChar w:fldCharType="end"/>
+            </w:r>
+          </w:hyperlink>
+        </w:p>
+        <w:p>
+          <w:pPr>
+            <w:pStyle w:val="TOC2"/>
+            <w:tabs>
+              <w:tab w:val="right" w:leader="dot" w:pos="9016"/>
+            </w:tabs>
+            <w:rPr>
+              <w:noProof/>
+              <w:kern w:val="2"/>
+              <w:lang w:eastAsia="en-GB"/>
+              <w14:ligatures w14:val="standardContextual"/>
+            </w:rPr>
+          </w:pPr>
+          <w:hyperlink w:anchor="_Toc212016993" w:history="1">
+            <w:r>
+              <w:rPr>
+                <w:rStyle w:val="Hyperlink"/>
+                <w:rFonts w:ascii="Aptos Display" w:eastAsia="Aptos Display" w:hAnsi="Aptos Display" w:cs="Aptos Display"/>
+                <w:b/>
+                <w:bCs/>
+                <w:noProof/>
+              </w:rPr>
+              <w:t>Analysis: 3 - research</w:t>
+            </w:r>
+            <w:r>
+              <w:rPr>
+                <w:noProof/>
+                <w:webHidden/>
+              </w:rPr>
+              <w:tab/>
+            </w:r>
+            <w:r>
+              <w:rPr>
+                <w:noProof/>
+                <w:webHidden/>
+              </w:rPr>
+              <w:fldChar w:fldCharType="begin"/>
+            </w:r>
+            <w:r>
+              <w:rPr>
+                <w:noProof/>
+                <w:webHidden/>
+              </w:rPr>
+              <w:instrText xml:space="preserve"> PAGEREF _Toc212016993 \h </w:instrText>
+            </w:r>
+            <w:r>
+              <w:rPr>
+                <w:noProof/>
+                <w:webHidden/>
+              </w:rPr>
+            </w:r>
+            <w:r>
+              <w:rPr>
+                <w:noProof/>
+                <w:webHidden/>
+              </w:rPr>
+              <w:fldChar w:fldCharType="separate"/>
+            </w:r>
+            <w:r>
+              <w:rPr>
+                <w:noProof/>
+                <w:webHidden/>
+              </w:rPr>
+              <w:t>5</w:t>
+            </w:r>
+            <w:r>
+              <w:rPr>
+                <w:noProof/>
+                <w:webHidden/>
+              </w:rPr>
+              <w:fldChar w:fldCharType="end"/>
+            </w:r>
+          </w:hyperlink>
+        </w:p>
+        <w:p>
+          <w:pPr>
+            <w:pStyle w:val="TOC2"/>
+            <w:tabs>
+              <w:tab w:val="right" w:leader="dot" w:pos="9016"/>
+            </w:tabs>
+            <w:rPr>
+              <w:noProof/>
+              <w:kern w:val="2"/>
+              <w:lang w:eastAsia="en-GB"/>
+              <w14:ligatures w14:val="standardContextual"/>
+            </w:rPr>
+          </w:pPr>
+          <w:hyperlink w:anchor="_Toc212016994" w:history="1">
+            <w:r>
+              <w:rPr>
+                <w:rStyle w:val="Hyperlink"/>
+                <w:rFonts w:ascii="Aptos Display" w:eastAsia="Aptos Display" w:hAnsi="Aptos Display" w:cs="Aptos Display"/>
+                <w:noProof/>
+              </w:rPr>
+              <w:t>Analysis 4 - Stakeholders</w:t>
+            </w:r>
+            <w:r>
+              <w:rPr>
+                <w:noProof/>
+                <w:webHidden/>
+              </w:rPr>
+              <w:tab/>
+            </w:r>
+            <w:r>
+              <w:rPr>
+                <w:noProof/>
+                <w:webHidden/>
+              </w:rPr>
+              <w:fldChar w:fldCharType="begin"/>
+            </w:r>
+            <w:r>
+              <w:rPr>
+                <w:noProof/>
+                <w:webHidden/>
+              </w:rPr>
+              <w:instrText xml:space="preserve"> PAGEREF _Toc212016994 \h </w:instrText>
+            </w:r>
+            <w:r>
+              <w:rPr>
+                <w:noProof/>
+                <w:webHidden/>
+              </w:rPr>
+            </w:r>
+            <w:r>
+              <w:rPr>
+                <w:noProof/>
+                <w:webHidden/>
+              </w:rPr>
+              <w:fldChar w:fldCharType="separate"/>
+            </w:r>
+            <w:r>
+              <w:rPr>
+                <w:noProof/>
+                <w:webHidden/>
+              </w:rPr>
+              <w:t>18</w:t>
+            </w:r>
+            <w:r>
+              <w:rPr>
+                <w:noProof/>
+                <w:webHidden/>
+              </w:rPr>
+              <w:fldChar w:fldCharType="end"/>
+            </w:r>
+          </w:hyperlink>
+        </w:p>
+        <w:p>
+          <w:pPr>
+            <w:pStyle w:val="TOC2"/>
+            <w:tabs>
+              <w:tab w:val="right" w:leader="dot" w:pos="9016"/>
+            </w:tabs>
+            <w:rPr>
+              <w:noProof/>
+              <w:kern w:val="2"/>
+              <w:lang w:eastAsia="en-GB"/>
+              <w14:ligatures w14:val="standardContextual"/>
+            </w:rPr>
+          </w:pPr>
+          <w:hyperlink w:anchor="_Toc212016995" w:history="1">
+            <w:r>
+              <w:rPr>
+                <w:rStyle w:val="Hyperlink"/>
+                <w:rFonts w:ascii="Aptos Display" w:eastAsia="Aptos Display" w:hAnsi="Aptos Display" w:cs="Aptos Display"/>
+                <w:noProof/>
+              </w:rPr>
+              <w:t>Requirements</w:t>
+            </w:r>
+            <w:r>
+              <w:rPr>
+                <w:noProof/>
+                <w:webHidden/>
+              </w:rPr>
+              <w:tab/>
+            </w:r>
+            <w:r>
+              <w:rPr>
+                <w:noProof/>
+                <w:webHidden/>
+              </w:rPr>
+              <w:fldChar w:fldCharType="begin"/>
+            </w:r>
+            <w:r>
+              <w:rPr>
+                <w:noProof/>
+                <w:webHidden/>
+              </w:rPr>
+              <w:instrText xml:space="preserve"> PAGEREF _Toc212016995 \h </w:instrText>
+            </w:r>
+            <w:r>
+              <w:rPr>
+                <w:noProof/>
+                <w:webHidden/>
+              </w:rPr>
+            </w:r>
+            <w:r>
+              <w:rPr>
+                <w:noProof/>
+                <w:webHidden/>
+              </w:rPr>
+              <w:fldChar w:fldCharType="separate"/>
+            </w:r>
+            <w:r>
+              <w:rPr>
+                <w:noProof/>
+                <w:webHidden/>
+              </w:rPr>
+              <w:t>19</w:t>
+            </w:r>
+            <w:r>
+              <w:rPr>
+                <w:noProof/>
+                <w:webHidden/>
+              </w:rPr>
+              <w:fldChar w:fldCharType="end"/>
+            </w:r>
+          </w:hyperlink>
+        </w:p>
+        <w:p>
+          <w:pPr>
+            <w:pStyle w:val="TOC2"/>
+            <w:tabs>
+              <w:tab w:val="right" w:leader="dot" w:pos="9016"/>
+            </w:tabs>
+            <w:rPr>
+              <w:noProof/>
+              <w:kern w:val="2"/>
+              <w:lang w:eastAsia="en-GB"/>
+              <w14:ligatures w14:val="standardContextual"/>
+            </w:rPr>
+          </w:pPr>
+          <w:hyperlink w:anchor="_Toc212016996" w:history="1">
+            <w:r>
+              <w:rPr>
+                <w:rStyle w:val="Hyperlink"/>
+                <w:rFonts w:ascii="Aptos Display" w:eastAsia="Aptos Display" w:hAnsi="Aptos Display" w:cs="Aptos Display"/>
+                <w:noProof/>
+              </w:rPr>
+              <w:t>Self-assessment</w:t>
+            </w:r>
+            <w:r>
+              <w:rPr>
+                <w:noProof/>
+                <w:webHidden/>
+              </w:rPr>
+              <w:tab/>
+            </w:r>
+            <w:r>
+              <w:rPr>
+                <w:noProof/>
+                <w:webHidden/>
+              </w:rPr>
+              <w:fldChar w:fldCharType="begin"/>
+            </w:r>
+            <w:r>
+              <w:rPr>
+                <w:noProof/>
+                <w:webHidden/>
+              </w:rPr>
+              <w:instrText xml:space="preserve"> PAGEREF _Toc212016996 \h </w:instrText>
+            </w:r>
+            <w:r>
+              <w:rPr>
+                <w:noProof/>
+                <w:webHidden/>
+              </w:rPr>
+            </w:r>
+            <w:r>
+              <w:rPr>
+                <w:noProof/>
+                <w:webHidden/>
+              </w:rPr>
+              <w:fldChar w:fldCharType="separate"/>
+            </w:r>
+            <w:r>
+              <w:rPr>
+                <w:noProof/>
+                <w:webHidden/>
+              </w:rPr>
+              <w:t>23</w:t>
+            </w:r>
+            <w:r>
+              <w:rPr>
+                <w:noProof/>
+                <w:webHidden/>
+              </w:rPr>
+              <w:fldChar w:fldCharType="end"/>
+            </w:r>
+          </w:hyperlink>
+        </w:p>
+        <w:p>
+          <w:pPr>
+            <w:pStyle w:val="TOC1"/>
+            <w:tabs>
+              <w:tab w:val="right" w:leader="dot" w:pos="9016"/>
+            </w:tabs>
+            <w:rPr>
+              <w:noProof/>
+              <w:kern w:val="2"/>
+              <w:lang w:eastAsia="en-GB"/>
+              <w14:ligatures w14:val="standardContextual"/>
+            </w:rPr>
+          </w:pPr>
+          <w:hyperlink w:anchor="_Toc212016997" w:history="1">
+            <w:r>
+              <w:rPr>
+                <w:rStyle w:val="Hyperlink"/>
+                <w:b/>
+                <w:bCs/>
+                <w:noProof/>
+              </w:rPr>
+              <w:t>Design</w:t>
+            </w:r>
+            <w:r>
+              <w:rPr>
+                <w:noProof/>
+                <w:webHidden/>
+              </w:rPr>
+              <w:tab/>
+            </w:r>
+            <w:r>
+              <w:rPr>
+                <w:noProof/>
+                <w:webHidden/>
+              </w:rPr>
+              <w:fldChar w:fldCharType="begin"/>
+            </w:r>
+            <w:r>
+              <w:rPr>
+                <w:noProof/>
+                <w:webHidden/>
+              </w:rPr>
+              <w:instrText xml:space="preserve"> PAGEREF _Toc212016997 \h </w:instrText>
+            </w:r>
+            <w:r>
+              <w:rPr>
+                <w:noProof/>
+                <w:webHidden/>
+              </w:rPr>
+            </w:r>
+            <w:r>
+              <w:rPr>
+                <w:noProof/>
+                <w:webHidden/>
+              </w:rPr>
+              <w:fldChar w:fldCharType="separate"/>
+            </w:r>
+            <w:r>
+              <w:rPr>
+                <w:noProof/>
+                <w:webHidden/>
+              </w:rPr>
+              <w:t>24</w:t>
+            </w:r>
+            <w:r>
+              <w:rPr>
+                <w:noProof/>
+                <w:webHidden/>
+              </w:rPr>
+              <w:fldChar w:fldCharType="end"/>
+            </w:r>
+          </w:hyperlink>
+        </w:p>
+        <w:p>
+          <w:pPr>
+            <w:pStyle w:val="TOC2"/>
+            <w:tabs>
+              <w:tab w:val="right" w:leader="dot" w:pos="9016"/>
+            </w:tabs>
+            <w:rPr>
+              <w:noProof/>
+              <w:kern w:val="2"/>
+              <w:lang w:eastAsia="en-GB"/>
+              <w14:ligatures w14:val="standardContextual"/>
+            </w:rPr>
+          </w:pPr>
+          <w:hyperlink w:anchor="_Toc212016998" w:history="1">
+            <w:r>
+              <w:rPr>
+                <w:rStyle w:val="Hyperlink"/>
+                <w:noProof/>
+                <w:lang w:val="en-US"/>
+              </w:rPr>
+              <w:t>GUI</w:t>
+            </w:r>
+            <w:r>
+              <w:rPr>
+                <w:noProof/>
+                <w:webHidden/>
+              </w:rPr>
+              <w:tab/>
+            </w:r>
+            <w:r>
+              <w:rPr>
+                <w:noProof/>
+                <w:webHidden/>
+              </w:rPr>
+              <w:fldChar w:fldCharType="begin"/>
+            </w:r>
+            <w:r>
+              <w:rPr>
+                <w:noProof/>
+                <w:webHidden/>
+              </w:rPr>
+              <w:instrText xml:space="preserve"> PAGEREF _Toc212016998 \h </w:instrText>
+            </w:r>
+            <w:r>
+              <w:rPr>
+                <w:noProof/>
+                <w:webHidden/>
+              </w:rPr>
+            </w:r>
+            <w:r>
+              <w:rPr>
+                <w:noProof/>
+                <w:webHidden/>
+              </w:rPr>
+              <w:fldChar w:fldCharType="separate"/>
+            </w:r>
+            <w:r>
+              <w:rPr>
+                <w:noProof/>
+                <w:webHidden/>
+              </w:rPr>
+              <w:t>24</w:t>
+            </w:r>
+            <w:r>
+              <w:rPr>
+                <w:noProof/>
+                <w:webHidden/>
+              </w:rPr>
+              <w:fldChar w:fldCharType="end"/>
+            </w:r>
+          </w:hyperlink>
+        </w:p>
+        <w:p>
+          <w:pPr>
+            <w:pStyle w:val="TOC2"/>
+            <w:tabs>
+              <w:tab w:val="right" w:leader="dot" w:pos="9016"/>
+            </w:tabs>
+            <w:rPr>
+              <w:noProof/>
+              <w:kern w:val="2"/>
+              <w:lang w:eastAsia="en-GB"/>
+              <w14:ligatures w14:val="standardContextual"/>
+            </w:rPr>
+          </w:pPr>
+          <w:hyperlink w:anchor="_Toc212016999" w:history="1">
+            <w:r>
+              <w:rPr>
+                <w:rStyle w:val="Hyperlink"/>
+                <w:rFonts w:eastAsia="Calibri Light"/>
+                <w:noProof/>
+                <w:lang w:val="en-US"/>
+              </w:rPr>
+              <w:t>Structure diagram</w:t>
+            </w:r>
+            <w:r>
+              <w:rPr>
+                <w:noProof/>
+                <w:webHidden/>
+              </w:rPr>
+              <w:tab/>
+            </w:r>
+            <w:r>
+              <w:rPr>
+                <w:noProof/>
+                <w:webHidden/>
+              </w:rPr>
+              <w:fldChar w:fldCharType="begin"/>
+            </w:r>
+            <w:r>
+              <w:rPr>
+                <w:noProof/>
+                <w:webHidden/>
+              </w:rPr>
+              <w:instrText xml:space="preserve"> PAGEREF _Toc212016999 \h </w:instrText>
+            </w:r>
+            <w:r>
+              <w:rPr>
+                <w:noProof/>
+                <w:webHidden/>
+              </w:rPr>
+            </w:r>
+            <w:r>
+              <w:rPr>
+                <w:noProof/>
+                <w:webHidden/>
+              </w:rPr>
+              <w:fldChar w:fldCharType="separate"/>
+            </w:r>
+            <w:r>
+              <w:rPr>
+                <w:noProof/>
+                <w:webHidden/>
+              </w:rPr>
+              <w:t>33</w:t>
+            </w:r>
+            <w:r>
+              <w:rPr>
+                <w:noProof/>
+                <w:webHidden/>
+              </w:rPr>
+              <w:fldChar w:fldCharType="end"/>
+            </w:r>
+          </w:hyperlink>
+        </w:p>
+        <w:p>
+          <w:pPr>
+            <w:pStyle w:val="TOC2"/>
+            <w:tabs>
+              <w:tab w:val="right" w:leader="dot" w:pos="9016"/>
+            </w:tabs>
+            <w:rPr>
+              <w:noProof/>
+              <w:kern w:val="2"/>
+              <w:lang w:eastAsia="en-GB"/>
+              <w14:ligatures w14:val="standardContextual"/>
+            </w:rPr>
+          </w:pPr>
+          <w:hyperlink w:anchor="_Toc212017000" w:history="1">
+            <w:r>
+              <w:rPr>
+                <w:rStyle w:val="Hyperlink"/>
+                <w:rFonts w:eastAsia="Calibri Light"/>
+                <w:noProof/>
+              </w:rPr>
+              <w:t>Development Stages:</w:t>
+            </w:r>
+            <w:r>
+              <w:rPr>
+                <w:noProof/>
+                <w:webHidden/>
+              </w:rPr>
+              <w:tab/>
+            </w:r>
+            <w:r>
+              <w:rPr>
+                <w:noProof/>
+                <w:webHidden/>
+              </w:rPr>
+              <w:fldChar w:fldCharType="begin"/>
+            </w:r>
+            <w:r>
+              <w:rPr>
+                <w:noProof/>
+                <w:webHidden/>
+              </w:rPr>
+              <w:instrText xml:space="preserve"> PAGEREF _Toc212017000 \h </w:instrText>
+            </w:r>
+            <w:r>
+              <w:rPr>
+                <w:noProof/>
+                <w:webHidden/>
+              </w:rPr>
+            </w:r>
+            <w:r>
+              <w:rPr>
+                <w:noProof/>
+                <w:webHidden/>
+              </w:rPr>
+              <w:fldChar w:fldCharType="separate"/>
+            </w:r>
+            <w:r>
+              <w:rPr>
+                <w:noProof/>
+                <w:webHidden/>
+              </w:rPr>
+              <w:t>33</w:t>
+            </w:r>
+            <w:r>
+              <w:rPr>
+                <w:noProof/>
+                <w:webHidden/>
+              </w:rPr>
+              <w:fldChar w:fldCharType="end"/>
+            </w:r>
+          </w:hyperlink>
+        </w:p>
+        <w:p>
+          <w:pPr>
+            <w:pStyle w:val="TOC3"/>
+            <w:tabs>
+              <w:tab w:val="right" w:leader="dot" w:pos="9016"/>
+            </w:tabs>
+            <w:rPr>
+              <w:noProof/>
+              <w:kern w:val="2"/>
+              <w:lang w:eastAsia="en-GB"/>
+              <w14:ligatures w14:val="standardContextual"/>
+            </w:rPr>
+          </w:pPr>
+          <w:hyperlink w:anchor="_Toc212017001" w:history="1">
+            <w:r>
+              <w:rPr>
+                <w:rStyle w:val="Hyperlink"/>
+                <w:noProof/>
+              </w:rPr>
+              <w:t>Stage 1 – Designing the pages using HTML</w:t>
+            </w:r>
+            <w:r>
+              <w:rPr>
+                <w:noProof/>
+                <w:webHidden/>
+              </w:rPr>
+              <w:tab/>
+            </w:r>
+            <w:r>
+              <w:rPr>
+                <w:noProof/>
+                <w:webHidden/>
+              </w:rPr>
+              <w:fldChar w:fldCharType="begin"/>
+            </w:r>
+            <w:r>
+              <w:rPr>
+                <w:noProof/>
+                <w:webHidden/>
+              </w:rPr>
+              <w:instrText xml:space="preserve"> PAGEREF _Toc212017001 \h </w:instrText>
+            </w:r>
+            <w:r>
+              <w:rPr>
+                <w:noProof/>
+                <w:webHidden/>
+              </w:rPr>
+            </w:r>
+            <w:r>
+              <w:rPr>
+                <w:noProof/>
+                <w:webHidden/>
+              </w:rPr>
+              <w:fldChar w:fldCharType="separate"/>
+            </w:r>
+            <w:r>
+              <w:rPr>
+                <w:noProof/>
+                <w:webHidden/>
+              </w:rPr>
+              <w:t>33</w:t>
+            </w:r>
+            <w:r>
+              <w:rPr>
+                <w:noProof/>
+                <w:webHidden/>
+              </w:rPr>
+              <w:fldChar w:fldCharType="end"/>
+            </w:r>
+          </w:hyperlink>
+        </w:p>
+        <w:p>
+          <w:pPr>
+            <w:pStyle w:val="TOC3"/>
+            <w:tabs>
+              <w:tab w:val="right" w:leader="dot" w:pos="9016"/>
+            </w:tabs>
+            <w:rPr>
+              <w:noProof/>
+              <w:kern w:val="2"/>
+              <w:lang w:eastAsia="en-GB"/>
+              <w14:ligatures w14:val="standardContextual"/>
+            </w:rPr>
+          </w:pPr>
+          <w:hyperlink w:anchor="_Toc212017002" w:history="1">
+            <w:r>
+              <w:rPr>
+                <w:rStyle w:val="Hyperlink"/>
+                <w:noProof/>
+              </w:rPr>
+              <w:t>Stage 2 – Functionality of the website</w:t>
+            </w:r>
+            <w:r>
+              <w:rPr>
+                <w:noProof/>
+                <w:webHidden/>
+              </w:rPr>
+              <w:tab/>
+            </w:r>
+            <w:r>
+              <w:rPr>
+                <w:noProof/>
+                <w:webHidden/>
+              </w:rPr>
+              <w:fldChar w:fldCharType="begin"/>
+            </w:r>
+            <w:r>
+              <w:rPr>
+                <w:noProof/>
+                <w:webHidden/>
+              </w:rPr>
+              <w:instrText xml:space="preserve"> PAGEREF _Toc212017002 \h </w:instrText>
+            </w:r>
+            <w:r>
+              <w:rPr>
+                <w:noProof/>
+                <w:webHidden/>
+              </w:rPr>
+            </w:r>
+            <w:r>
+              <w:rPr>
+                <w:noProof/>
+                <w:webHidden/>
+              </w:rPr>
+              <w:fldChar w:fldCharType="separate"/>
+            </w:r>
+            <w:r>
+              <w:rPr>
+                <w:noProof/>
+                <w:webHidden/>
+              </w:rPr>
+              <w:t>33</w:t>
+            </w:r>
+            <w:r>
+              <w:rPr>
+                <w:noProof/>
+                <w:webHidden/>
+              </w:rPr>
+              <w:fldChar w:fldCharType="end"/>
+            </w:r>
+          </w:hyperlink>
+        </w:p>
+        <w:p>
+          <w:pPr>
+            <w:pStyle w:val="TOC3"/>
+            <w:tabs>
+              <w:tab w:val="right" w:leader="dot" w:pos="9016"/>
+            </w:tabs>
+            <w:rPr>
+              <w:noProof/>
+              <w:kern w:val="2"/>
+              <w:lang w:eastAsia="en-GB"/>
+              <w14:ligatures w14:val="standardContextual"/>
+            </w:rPr>
+          </w:pPr>
+          <w:hyperlink w:anchor="_Toc212017003" w:history="1">
+            <w:r>
+              <w:rPr>
+                <w:rStyle w:val="Hyperlink"/>
+                <w:noProof/>
+              </w:rPr>
+              <w:t>Stage 3 – Finer details/Further Functionality (e.g.: notifications)</w:t>
+            </w:r>
+            <w:r>
+              <w:rPr>
+                <w:noProof/>
+                <w:webHidden/>
+              </w:rPr>
+              <w:tab/>
+            </w:r>
+            <w:r>
+              <w:rPr>
+                <w:noProof/>
+                <w:webHidden/>
+              </w:rPr>
+              <w:fldChar w:fldCharType="begin"/>
+            </w:r>
+            <w:r>
+              <w:rPr>
+                <w:noProof/>
+                <w:webHidden/>
+              </w:rPr>
+              <w:instrText xml:space="preserve"> PAGEREF _Toc212017003 \h </w:instrText>
+            </w:r>
+            <w:r>
+              <w:rPr>
+                <w:noProof/>
+                <w:webHidden/>
+              </w:rPr>
+            </w:r>
+            <w:r>
+              <w:rPr>
+                <w:noProof/>
+                <w:webHidden/>
+              </w:rPr>
+              <w:fldChar w:fldCharType="separate"/>
+            </w:r>
+            <w:r>
+              <w:rPr>
+                <w:noProof/>
+                <w:webHidden/>
+              </w:rPr>
+              <w:t>33</w:t>
+            </w:r>
+            <w:r>
+              <w:rPr>
+                <w:noProof/>
+                <w:webHidden/>
+              </w:rPr>
+              <w:fldChar w:fldCharType="end"/>
+            </w:r>
+          </w:hyperlink>
+        </w:p>
+        <w:p>
+          <w:pPr>
+            <w:pStyle w:val="TOC1"/>
+            <w:tabs>
+              <w:tab w:val="right" w:leader="dot" w:pos="9016"/>
+            </w:tabs>
+            <w:rPr>
+              <w:noProof/>
+              <w:kern w:val="2"/>
+              <w:lang w:eastAsia="en-GB"/>
+              <w14:ligatures w14:val="standardContextual"/>
+            </w:rPr>
+          </w:pPr>
+          <w:hyperlink w:anchor="_Toc212017004" w:history="1">
+            <w:r>
+              <w:rPr>
+                <w:rStyle w:val="Hyperlink"/>
+                <w:noProof/>
+              </w:rPr>
+              <w:t>Flowchart</w:t>
+            </w:r>
+            <w:r>
+              <w:rPr>
+                <w:noProof/>
+                <w:webHidden/>
+              </w:rPr>
+              <w:tab/>
+            </w:r>
+            <w:r>
+              <w:rPr>
+                <w:noProof/>
+                <w:webHidden/>
+              </w:rPr>
+              <w:fldChar w:fldCharType="begin"/>
+            </w:r>
+            <w:r>
+              <w:rPr>
+                <w:noProof/>
+                <w:webHidden/>
+              </w:rPr>
+              <w:instrText xml:space="preserve"> PAGEREF _Toc212017004 \h </w:instrText>
+            </w:r>
+            <w:r>
+              <w:rPr>
+                <w:noProof/>
+                <w:webHidden/>
+              </w:rPr>
+            </w:r>
+            <w:r>
+              <w:rPr>
+                <w:noProof/>
+                <w:webHidden/>
+              </w:rPr>
+              <w:fldChar w:fldCharType="separate"/>
+            </w:r>
+            <w:r>
+              <w:rPr>
+                <w:noProof/>
+                <w:webHidden/>
+              </w:rPr>
+              <w:t>34</w:t>
+            </w:r>
+            <w:r>
+              <w:rPr>
+                <w:noProof/>
+                <w:webHidden/>
+              </w:rPr>
+              <w:fldChar w:fldCharType="end"/>
+            </w:r>
+          </w:hyperlink>
+        </w:p>
+        <w:p>
+          <w:pPr>
+            <w:pStyle w:val="TOC1"/>
+            <w:tabs>
+              <w:tab w:val="right" w:leader="dot" w:pos="9016"/>
+            </w:tabs>
+            <w:rPr>
+              <w:noProof/>
+              <w:kern w:val="2"/>
+              <w:lang w:eastAsia="en-GB"/>
+              <w14:ligatures w14:val="standardContextual"/>
+            </w:rPr>
+          </w:pPr>
+          <w:hyperlink w:anchor="_Toc212017005" w:history="1">
+            <w:r>
+              <w:rPr>
+                <w:rStyle w:val="Hyperlink"/>
+                <w:rFonts w:eastAsia="Calibri"/>
+                <w:noProof/>
+              </w:rPr>
+              <w:t>Class Diagram</w:t>
+            </w:r>
+            <w:r>
+              <w:rPr>
+                <w:noProof/>
+                <w:webHidden/>
+              </w:rPr>
+              <w:tab/>
+            </w:r>
+            <w:r>
+              <w:rPr>
+                <w:noProof/>
+                <w:webHidden/>
+              </w:rPr>
+              <w:fldChar w:fldCharType="begin"/>
+            </w:r>
+            <w:r>
+              <w:rPr>
+                <w:noProof/>
+                <w:webHidden/>
+              </w:rPr>
+              <w:instrText xml:space="preserve"> PAGEREF _Toc212017005 \h </w:instrText>
+            </w:r>
+            <w:r>
+              <w:rPr>
+                <w:noProof/>
+                <w:webHidden/>
+              </w:rPr>
+            </w:r>
+            <w:r>
+              <w:rPr>
+                <w:noProof/>
+                <w:webHidden/>
+              </w:rPr>
+              <w:fldChar w:fldCharType="separate"/>
+            </w:r>
+            <w:r>
+              <w:rPr>
+                <w:noProof/>
+                <w:webHidden/>
+              </w:rPr>
+              <w:t>34</w:t>
+            </w:r>
+            <w:r>
+              <w:rPr>
+                <w:noProof/>
+                <w:webHidden/>
+              </w:rPr>
+              <w:fldChar w:fldCharType="end"/>
+            </w:r>
+          </w:hyperlink>
+        </w:p>
+        <w:p>
+          <w:pPr>
+            <w:pStyle w:val="TOC2"/>
+            <w:tabs>
+              <w:tab w:val="right" w:leader="dot" w:pos="9016"/>
+            </w:tabs>
+            <w:rPr>
+              <w:noProof/>
+              <w:kern w:val="2"/>
+              <w:lang w:eastAsia="en-GB"/>
+              <w14:ligatures w14:val="standardContextual"/>
+            </w:rPr>
+          </w:pPr>
+          <w:hyperlink w:anchor="_Toc212017006" w:history="1">
+            <w:r>
+              <w:rPr>
+                <w:rStyle w:val="Hyperlink"/>
+                <w:rFonts w:eastAsia="Calibri"/>
+                <w:noProof/>
+              </w:rPr>
+              <w:t>Code documentation – Website</w:t>
+            </w:r>
+            <w:r>
+              <w:rPr>
+                <w:noProof/>
+                <w:webHidden/>
+              </w:rPr>
+              <w:tab/>
+            </w:r>
+            <w:r>
+              <w:rPr>
+                <w:noProof/>
+                <w:webHidden/>
+              </w:rPr>
+              <w:fldChar w:fldCharType="begin"/>
+            </w:r>
+            <w:r>
+              <w:rPr>
+                <w:noProof/>
+                <w:webHidden/>
+              </w:rPr>
+              <w:instrText xml:space="preserve"> PAGEREF _Toc212017006 \h </w:instrText>
+            </w:r>
+            <w:r>
+              <w:rPr>
+                <w:noProof/>
+                <w:webHidden/>
+              </w:rPr>
+            </w:r>
+            <w:r>
+              <w:rPr>
+                <w:noProof/>
+                <w:webHidden/>
+              </w:rPr>
+              <w:fldChar w:fldCharType="separate"/>
+            </w:r>
+            <w:r>
+              <w:rPr>
+                <w:noProof/>
+                <w:webHidden/>
+              </w:rPr>
+              <w:t>35</w:t>
+            </w:r>
+            <w:r>
+              <w:rPr>
+                <w:noProof/>
+                <w:webHidden/>
+              </w:rPr>
+              <w:fldChar w:fldCharType="end"/>
+            </w:r>
+          </w:hyperlink>
+        </w:p>
+        <w:p>
+          <w:pPr>
+            <w:pStyle w:val="TOC1"/>
+            <w:tabs>
+              <w:tab w:val="right" w:leader="dot" w:pos="9016"/>
+            </w:tabs>
+            <w:rPr>
+              <w:noProof/>
+              <w:kern w:val="2"/>
+              <w:lang w:eastAsia="en-GB"/>
+              <w14:ligatures w14:val="standardContextual"/>
+            </w:rPr>
+          </w:pPr>
+          <w:hyperlink w:anchor="_Toc212017007" w:history="1">
+            <w:r>
+              <w:rPr>
+                <w:rStyle w:val="Hyperlink"/>
+                <w:noProof/>
+              </w:rPr>
+              <w:t>Test Table</w:t>
+            </w:r>
+            <w:r>
+              <w:rPr>
+                <w:noProof/>
+                <w:webHidden/>
+              </w:rPr>
+              <w:tab/>
+            </w:r>
+            <w:r>
+              <w:rPr>
+                <w:noProof/>
+                <w:webHidden/>
+              </w:rPr>
+              <w:fldChar w:fldCharType="begin"/>
+            </w:r>
+            <w:r>
+              <w:rPr>
+                <w:noProof/>
+                <w:webHidden/>
+              </w:rPr>
+              <w:instrText xml:space="preserve"> PAGEREF _Toc212017007 \h </w:instrText>
+            </w:r>
+            <w:r>
+              <w:rPr>
+                <w:noProof/>
+                <w:webHidden/>
+              </w:rPr>
+            </w:r>
+            <w:r>
+              <w:rPr>
+                <w:noProof/>
+                <w:webHidden/>
+              </w:rPr>
+              <w:fldChar w:fldCharType="separate"/>
+            </w:r>
+            <w:r>
+              <w:rPr>
+                <w:noProof/>
+                <w:webHidden/>
+              </w:rPr>
+              <w:t>37</w:t>
+            </w:r>
+            <w:r>
+              <w:rPr>
+                <w:noProof/>
+                <w:webHidden/>
+              </w:rPr>
+              <w:fldChar w:fldCharType="end"/>
+            </w:r>
+          </w:hyperlink>
+        </w:p>
+        <w:p>
+          <w:pPr>
+            <w:pStyle w:val="TOC2"/>
+            <w:tabs>
+              <w:tab w:val="right" w:leader="dot" w:pos="9016"/>
+            </w:tabs>
+            <w:rPr>
+              <w:noProof/>
+              <w:kern w:val="2"/>
+              <w:lang w:eastAsia="en-GB"/>
+              <w14:ligatures w14:val="standardContextual"/>
+            </w:rPr>
+          </w:pPr>
+          <w:hyperlink w:anchor="_Toc212017008" w:history="1">
+            <w:r>
+              <w:rPr>
+                <w:rStyle w:val="Hyperlink"/>
+                <w:noProof/>
+              </w:rPr>
+              <w:t>Home page:</w:t>
+            </w:r>
+            <w:r>
+              <w:rPr>
+                <w:noProof/>
+                <w:webHidden/>
+              </w:rPr>
+              <w:tab/>
+            </w:r>
+            <w:r>
+              <w:rPr>
+                <w:noProof/>
+                <w:webHidden/>
+              </w:rPr>
+              <w:fldChar w:fldCharType="begin"/>
+            </w:r>
+            <w:r>
+              <w:rPr>
+                <w:noProof/>
+                <w:webHidden/>
+              </w:rPr>
+              <w:instrText xml:space="preserve"> PAGEREF _Toc212017008 \h </w:instrText>
+            </w:r>
+            <w:r>
+              <w:rPr>
+                <w:noProof/>
+                <w:webHidden/>
+              </w:rPr>
+            </w:r>
+            <w:r>
+              <w:rPr>
+                <w:noProof/>
+                <w:webHidden/>
+              </w:rPr>
+              <w:fldChar w:fldCharType="separate"/>
+            </w:r>
+            <w:r>
+              <w:rPr>
+                <w:noProof/>
+                <w:webHidden/>
+              </w:rPr>
+              <w:t>37</w:t>
+            </w:r>
+            <w:r>
+              <w:rPr>
+                <w:noProof/>
+                <w:webHidden/>
+              </w:rPr>
+              <w:fldChar w:fldCharType="end"/>
+            </w:r>
+          </w:hyperlink>
+        </w:p>
+        <w:p>
+          <w:pPr>
+            <w:pStyle w:val="TOC1"/>
+            <w:tabs>
+              <w:tab w:val="right" w:leader="dot" w:pos="9016"/>
+            </w:tabs>
+            <w:rPr>
+              <w:noProof/>
+              <w:kern w:val="2"/>
+              <w:lang w:eastAsia="en-GB"/>
+              <w14:ligatures w14:val="standardContextual"/>
+            </w:rPr>
+          </w:pPr>
+          <w:hyperlink w:anchor="_Toc212017009" w:history="1">
+            <w:r>
+              <w:rPr>
+                <w:rStyle w:val="Hyperlink"/>
+                <w:noProof/>
+              </w:rPr>
+              <w:t>Flowchart</w:t>
+            </w:r>
+            <w:r>
+              <w:rPr>
+                <w:noProof/>
+                <w:webHidden/>
+              </w:rPr>
+              <w:tab/>
+            </w:r>
+            <w:r>
+              <w:rPr>
+                <w:noProof/>
+                <w:webHidden/>
+              </w:rPr>
+              <w:fldChar w:fldCharType="begin"/>
+            </w:r>
+            <w:r>
+              <w:rPr>
+                <w:noProof/>
+                <w:webHidden/>
+              </w:rPr>
+              <w:instrText xml:space="preserve"> PAGEREF _Toc212017009 \h </w:instrText>
+            </w:r>
+            <w:r>
+              <w:rPr>
+                <w:noProof/>
+                <w:webHidden/>
+              </w:rPr>
+            </w:r>
+            <w:r>
+              <w:rPr>
+                <w:noProof/>
+                <w:webHidden/>
+              </w:rPr>
+              <w:fldChar w:fldCharType="separate"/>
+            </w:r>
+            <w:r>
+              <w:rPr>
+                <w:noProof/>
+                <w:webHidden/>
+              </w:rPr>
+              <w:t>39</w:t>
+            </w:r>
+            <w:r>
+              <w:rPr>
+                <w:noProof/>
+                <w:webHidden/>
+              </w:rPr>
+              <w:fldChar w:fldCharType="end"/>
+            </w:r>
+          </w:hyperlink>
+        </w:p>
+        <w:p>
+          <w:pPr>
+            <w:pStyle w:val="TOC2"/>
+            <w:tabs>
+              <w:tab w:val="right" w:leader="dot" w:pos="9016"/>
+            </w:tabs>
+            <w:rPr>
+              <w:noProof/>
+              <w:kern w:val="2"/>
+              <w:lang w:eastAsia="en-GB"/>
+              <w14:ligatures w14:val="standardContextual"/>
+            </w:rPr>
+          </w:pPr>
+          <w:hyperlink w:anchor="_Toc212017010" w:history="1">
+            <w:r>
+              <w:rPr>
+                <w:rStyle w:val="Hyperlink"/>
+                <w:rFonts w:eastAsia="Calibri"/>
+                <w:noProof/>
+              </w:rPr>
+              <w:t>Class Diagram</w:t>
+            </w:r>
+            <w:r>
+              <w:rPr>
+                <w:noProof/>
+                <w:webHidden/>
+              </w:rPr>
+              <w:tab/>
+            </w:r>
+            <w:r>
+              <w:rPr>
+                <w:noProof/>
+                <w:webHidden/>
+              </w:rPr>
+              <w:fldChar w:fldCharType="begin"/>
+            </w:r>
+            <w:r>
+              <w:rPr>
+                <w:noProof/>
+                <w:webHidden/>
+              </w:rPr>
+              <w:instrText xml:space="preserve"> PAGEREF _Toc212017010 \h </w:instrText>
+            </w:r>
+            <w:r>
+              <w:rPr>
+                <w:noProof/>
+                <w:webHidden/>
+              </w:rPr>
+            </w:r>
+            <w:r>
+              <w:rPr>
+                <w:noProof/>
+                <w:webHidden/>
+              </w:rPr>
+              <w:fldChar w:fldCharType="separate"/>
+            </w:r>
+            <w:r>
+              <w:rPr>
+                <w:noProof/>
+                <w:webHidden/>
+              </w:rPr>
+              <w:t>42</w:t>
+            </w:r>
+            <w:r>
+              <w:rPr>
+                <w:noProof/>
+                <w:webHidden/>
+              </w:rPr>
+              <w:fldChar w:fldCharType="end"/>
+            </w:r>
+          </w:hyperlink>
+        </w:p>
+        <w:p>
+          <w:pPr>
+            <w:pStyle w:val="TOC2"/>
+            <w:tabs>
+              <w:tab w:val="right" w:leader="dot" w:pos="9016"/>
+            </w:tabs>
+            <w:rPr>
+              <w:noProof/>
+              <w:kern w:val="2"/>
+              <w:lang w:eastAsia="en-GB"/>
+              <w14:ligatures w14:val="standardContextual"/>
+            </w:rPr>
+          </w:pPr>
+          <w:hyperlink w:anchor="_Toc212017011" w:history="1">
+            <w:r>
+              <w:rPr>
+                <w:rStyle w:val="Hyperlink"/>
+                <w:rFonts w:eastAsia="Calibri"/>
+                <w:noProof/>
+              </w:rPr>
+              <w:t>Code documentation –</w:t>
+            </w:r>
+            <w:r>
+              <w:rPr>
+                <w:noProof/>
+                <w:webHidden/>
+              </w:rPr>
+              <w:tab/>
+            </w:r>
+            <w:r>
+              <w:rPr>
+                <w:noProof/>
+                <w:webHidden/>
+              </w:rPr>
+              <w:fldChar w:fldCharType="begin"/>
+            </w:r>
+            <w:r>
+              <w:rPr>
+                <w:noProof/>
+                <w:webHidden/>
+              </w:rPr>
+              <w:instrText xml:space="preserve"> PAGEREF _Toc212017011 \h </w:instrText>
+            </w:r>
+            <w:r>
+              <w:rPr>
+                <w:noProof/>
+                <w:webHidden/>
+              </w:rPr>
+            </w:r>
+            <w:r>
+              <w:rPr>
+                <w:noProof/>
+                <w:webHidden/>
+              </w:rPr>
+              <w:fldChar w:fldCharType="separate"/>
+            </w:r>
+            <w:r>
+              <w:rPr>
+                <w:noProof/>
+                <w:webHidden/>
+              </w:rPr>
+              <w:t>42</w:t>
+            </w:r>
+            <w:r>
+              <w:rPr>
+                <w:noProof/>
+                <w:webHidden/>
+              </w:rPr>
+              <w:fldChar w:fldCharType="end"/>
+            </w:r>
+          </w:hyperlink>
+        </w:p>
+        <w:p>
+          <w:pPr>
+            <w:pStyle w:val="TOC2"/>
+            <w:tabs>
+              <w:tab w:val="right" w:leader="dot" w:pos="9016"/>
+            </w:tabs>
+            <w:rPr>
+              <w:noProof/>
+              <w:kern w:val="2"/>
+              <w:lang w:eastAsia="en-GB"/>
+              <w14:ligatures w14:val="standardContextual"/>
+            </w:rPr>
+          </w:pPr>
+          <w:hyperlink w:anchor="_Toc212017012" w:history="1">
+            <w:r>
+              <w:rPr>
+                <w:rStyle w:val="Hyperlink"/>
+                <w:noProof/>
+              </w:rPr>
+              <w:t>Test Table</w:t>
+            </w:r>
+            <w:r>
+              <w:rPr>
+                <w:noProof/>
+                <w:webHidden/>
+              </w:rPr>
+              <w:tab/>
+            </w:r>
+            <w:r>
+              <w:rPr>
+                <w:noProof/>
+                <w:webHidden/>
+              </w:rPr>
+              <w:fldChar w:fldCharType="begin"/>
+            </w:r>
+            <w:r>
+              <w:rPr>
+                <w:noProof/>
+                <w:webHidden/>
+              </w:rPr>
+              <w:instrText xml:space="preserve"> PAGEREF _Toc212017012 \h </w:instrText>
+            </w:r>
+            <w:r>
+              <w:rPr>
+                <w:noProof/>
+                <w:webHidden/>
+              </w:rPr>
+            </w:r>
+            <w:r>
+              <w:rPr>
+                <w:noProof/>
+                <w:webHidden/>
+              </w:rPr>
+              <w:fldChar w:fldCharType="separate"/>
+            </w:r>
+            <w:r>
+              <w:rPr>
+                <w:noProof/>
+                <w:webHidden/>
+              </w:rPr>
+              <w:t>43</w:t>
+            </w:r>
+            <w:r>
+              <w:rPr>
+                <w:noProof/>
+                <w:webHidden/>
+              </w:rPr>
+              <w:fldChar w:fldCharType="end"/>
+            </w:r>
+          </w:hyperlink>
+        </w:p>
+        <w:p>
+          <w:r>
+            <w:rPr>
+              <w:b/>
+              <w:bCs/>
+              <w:noProof/>
+            </w:rPr>
+            <w:fldChar w:fldCharType="end"/>
+          </w:r>
+        </w:p>
+      </w:sdtContent>
+    </w:sdt>
+    <w:p>
+      <w:pPr>
+        <w:rPr>
+          <w:b/>
+          <w:bCs/>
+          <w:sz w:val="56"/>
+          <w:szCs w:val="56"/>
+          <w:u w:val="single"/>
+        </w:rPr>
+      </w:pPr>
+    </w:p>
+    <w:p>
+      <w:pPr>
+        <w:rPr>
+          <w:b/>
+          <w:bCs/>
+          <w:sz w:val="56"/>
+          <w:szCs w:val="56"/>
+          <w:u w:val="single"/>
+        </w:rPr>
+      </w:pPr>
+    </w:p>
+    <w:p>
+      <w:pPr>
+        <w:rPr>
+          <w:b/>
+          <w:bCs/>
+          <w:sz w:val="56"/>
+          <w:szCs w:val="56"/>
+          <w:u w:val="single"/>
+        </w:rPr>
+      </w:pPr>
+    </w:p>
+    <w:p>
+      <w:pPr>
+        <w:rPr>
+          <w:b/>
+          <w:bCs/>
+          <w:sz w:val="56"/>
+          <w:szCs w:val="56"/>
+          <w:u w:val="single"/>
+        </w:rPr>
+      </w:pPr>
+      <w:r>
+        <w:rPr>
+          <w:b/>
+          <w:bCs/>
+          <w:sz w:val="56"/>
+          <w:szCs w:val="56"/>
+          <w:u w:val="single"/>
+        </w:rPr>
+        <w:lastRenderedPageBreak/>
         <w:t>PocketDeen</w:t>
       </w:r>
     </w:p>
@@ -36,13 +1872,23 @@
           <w:u w:val="single"/>
         </w:rPr>
       </w:pPr>
+      <w:bookmarkStart w:id="0" w:name="_Toc212016991"/>
       <w:r>
         <w:rPr>
           <w:b/>
           <w:bCs/>
           <w:u w:val="single"/>
         </w:rPr>
-        <w:t xml:space="preserve">Analysis </w:t>
+        <w:t>Analysis</w:t>
+      </w:r>
+      <w:bookmarkEnd w:id="0"/>
+      <w:r>
+        <w:rPr>
+          <w:b/>
+          <w:bCs/>
+          <w:u w:val="single"/>
+        </w:rPr>
+        <w:t xml:space="preserve"> </w:t>
       </w:r>
     </w:p>
     <w:p>
@@ -162,12 +2008,14 @@
           <w:rFonts w:ascii="Aptos Display" w:eastAsia="Aptos Display" w:hAnsi="Aptos Display" w:cs="Aptos Display"/>
         </w:rPr>
       </w:pPr>
+      <w:bookmarkStart w:id="1" w:name="_Toc212016992"/>
       <w:r>
         <w:rPr>
           <w:rFonts w:ascii="Aptos Display" w:eastAsia="Aptos Display" w:hAnsi="Aptos Display" w:cs="Aptos Display"/>
         </w:rPr>
         <w:t>My plan to find out more</w:t>
       </w:r>
+      <w:bookmarkEnd w:id="1"/>
     </w:p>
     <w:p>
       <w:pPr>
@@ -357,6 +2205,7 @@
           <w:rFonts w:ascii="Aptos Display" w:eastAsia="Aptos Display" w:hAnsi="Aptos Display" w:cs="Aptos Display"/>
         </w:rPr>
       </w:pPr>
+      <w:bookmarkStart w:id="2" w:name="_Toc212016993"/>
       <w:r>
         <w:rPr>
           <w:rFonts w:ascii="Aptos Display" w:eastAsia="Aptos Display" w:hAnsi="Aptos Display" w:cs="Aptos Display"/>
@@ -366,6 +2215,7 @@
         <w:lastRenderedPageBreak/>
         <w:t>Analysis: 3 - research</w:t>
       </w:r>
+      <w:bookmarkEnd w:id="2"/>
     </w:p>
     <w:p>
       <w:pPr>
@@ -503,7 +2353,7 @@
                     <pic:cNvPicPr/>
                   </pic:nvPicPr>
                   <pic:blipFill>
-                    <a:blip r:embed="rId7">
+                    <a:blip r:embed="rId8">
                       <a:extLst>
                         <a:ext uri="{28A0092B-C50C-407E-A947-70E740481C1C}">
                           <a14:useLocalDpi xmlns:a14="http://schemas.microsoft.com/office/drawing/2010/main" val="0"/>
@@ -665,7 +2515,7 @@
                     <pic:cNvPicPr/>
                   </pic:nvPicPr>
                   <pic:blipFill>
-                    <a:blip r:embed="rId8">
+                    <a:blip r:embed="rId9">
                       <a:extLst>
                         <a:ext uri="{28A0092B-C50C-407E-A947-70E740481C1C}">
                           <a14:useLocalDpi xmlns:a14="http://schemas.microsoft.com/office/drawing/2010/main" val="0"/>
@@ -783,7 +2633,7 @@
                     <pic:cNvPicPr/>
                   </pic:nvPicPr>
                   <pic:blipFill>
-                    <a:blip r:embed="rId9">
+                    <a:blip r:embed="rId10">
                       <a:extLst>
                         <a:ext uri="{28A0092B-C50C-407E-A947-70E740481C1C}">
                           <a14:useLocalDpi xmlns:a14="http://schemas.microsoft.com/office/drawing/2010/main" val="0"/>
@@ -1292,7 +3142,7 @@
                     <pic:cNvPicPr/>
                   </pic:nvPicPr>
                   <pic:blipFill>
-                    <a:blip r:embed="rId10">
+                    <a:blip r:embed="rId11">
                       <a:extLst>
                         <a:ext uri="{28A0092B-C50C-407E-A947-70E740481C1C}">
                           <a14:useLocalDpi xmlns:a14="http://schemas.microsoft.com/office/drawing/2010/main" val="0"/>
@@ -1421,7 +3271,7 @@
                     <pic:cNvPicPr/>
                   </pic:nvPicPr>
                   <pic:blipFill>
-                    <a:blip r:embed="rId11">
+                    <a:blip r:embed="rId12">
                       <a:extLst>
                         <a:ext uri="{28A0092B-C50C-407E-A947-70E740481C1C}">
                           <a14:useLocalDpi xmlns:a14="http://schemas.microsoft.com/office/drawing/2010/main" val="0"/>
@@ -1559,7 +3409,7 @@
                     <pic:cNvPicPr/>
                   </pic:nvPicPr>
                   <pic:blipFill>
-                    <a:blip r:embed="rId12">
+                    <a:blip r:embed="rId13">
                       <a:extLst>
                         <a:ext uri="{28A0092B-C50C-407E-A947-70E740481C1C}">
                           <a14:useLocalDpi xmlns:a14="http://schemas.microsoft.com/office/drawing/2010/main" val="0"/>
@@ -1669,7 +3519,7 @@
                     <pic:cNvPicPr/>
                   </pic:nvPicPr>
                   <pic:blipFill>
-                    <a:blip r:embed="rId13">
+                    <a:blip r:embed="rId14">
                       <a:extLst>
                         <a:ext uri="{28A0092B-C50C-407E-A947-70E740481C1C}">
                           <a14:useLocalDpi xmlns:a14="http://schemas.microsoft.com/office/drawing/2010/main" val="0"/>
@@ -1753,7 +3603,7 @@
                     <pic:cNvPicPr/>
                   </pic:nvPicPr>
                   <pic:blipFill>
-                    <a:blip r:embed="rId14">
+                    <a:blip r:embed="rId15">
                       <a:extLst>
                         <a:ext uri="{28A0092B-C50C-407E-A947-70E740481C1C}">
                           <a14:useLocalDpi xmlns:a14="http://schemas.microsoft.com/office/drawing/2010/main" val="0"/>
@@ -2314,7 +4164,7 @@
         </w:rPr>
         <w:t xml:space="preserve">Figure 1 muslimandquran - </w:t>
       </w:r>
-      <w:hyperlink r:id="rId15">
+      <w:hyperlink r:id="rId16">
         <w:r>
           <w:rPr>
             <w:rStyle w:val="Hyperlink"/>
@@ -2370,7 +4220,7 @@
                     <pic:cNvPicPr/>
                   </pic:nvPicPr>
                   <pic:blipFill>
-                    <a:blip r:embed="rId16">
+                    <a:blip r:embed="rId17">
                       <a:extLst>
                         <a:ext uri="{28A0092B-C50C-407E-A947-70E740481C1C}">
                           <a14:useLocalDpi xmlns:a14="http://schemas.microsoft.com/office/drawing/2010/main" val="0"/>
@@ -2453,7 +4303,7 @@
         <w:lastRenderedPageBreak/>
         <w:t xml:space="preserve">Figure 2 muslimandquran - </w:t>
       </w:r>
-      <w:hyperlink r:id="rId17">
+      <w:hyperlink r:id="rId18">
         <w:r>
           <w:rPr>
             <w:rStyle w:val="Hyperlink"/>
@@ -2509,7 +4359,7 @@
                     <pic:cNvPicPr/>
                   </pic:nvPicPr>
                   <pic:blipFill>
-                    <a:blip r:embed="rId18">
+                    <a:blip r:embed="rId19">
                       <a:extLst>
                         <a:ext uri="{28A0092B-C50C-407E-A947-70E740481C1C}">
                           <a14:useLocalDpi xmlns:a14="http://schemas.microsoft.com/office/drawing/2010/main" val="0"/>
@@ -2572,7 +4422,7 @@
         </w:rPr>
         <w:t xml:space="preserve">Figure  2 Quran page - </w:t>
       </w:r>
-      <w:hyperlink r:id="rId19">
+      <w:hyperlink r:id="rId20">
         <w:r>
           <w:rPr>
             <w:rStyle w:val="Hyperlink"/>
@@ -2616,7 +4466,7 @@
                     <pic:cNvPicPr/>
                   </pic:nvPicPr>
                   <pic:blipFill>
-                    <a:blip r:embed="rId20">
+                    <a:blip r:embed="rId21">
                       <a:extLst>
                         <a:ext uri="{28A0092B-C50C-407E-A947-70E740481C1C}">
                           <a14:useLocalDpi xmlns:a14="http://schemas.microsoft.com/office/drawing/2010/main" val="0"/>
@@ -2830,7 +4680,7 @@
                     <pic:cNvPicPr/>
                   </pic:nvPicPr>
                   <pic:blipFill>
-                    <a:blip r:embed="rId21">
+                    <a:blip r:embed="rId22">
                       <a:extLst>
                         <a:ext uri="{28A0092B-C50C-407E-A947-70E740481C1C}">
                           <a14:useLocalDpi xmlns:a14="http://schemas.microsoft.com/office/drawing/2010/main" val="0"/>
@@ -3159,7 +5009,6 @@
                 <w:sz w:val="28"/>
                 <w:szCs w:val="28"/>
               </w:rPr>
-              <w:lastRenderedPageBreak/>
               <w:t>The Quran feature is easy to read and has bilingual options so you can translate it into your own language. The Quran page has easier access as they are side by side easy to change.</w:t>
             </w:r>
           </w:p>
@@ -3424,145 +5273,157 @@
           <w:sz w:val="44"/>
           <w:szCs w:val="44"/>
         </w:rPr>
-        <w:t xml:space="preserve"> Analysis 4 - Stakeholders</w:t>
-      </w:r>
-    </w:p>
-    <w:p>
-      <w:pPr>
-        <w:rPr>
-          <w:rFonts w:ascii="Aptos" w:eastAsia="Aptos" w:hAnsi="Aptos" w:cs="Aptos"/>
-          <w:color w:val="000000" w:themeColor="text1"/>
-          <w:sz w:val="28"/>
-          <w:szCs w:val="28"/>
-        </w:rPr>
-      </w:pPr>
-    </w:p>
-    <w:p>
-      <w:pPr>
-        <w:rPr>
-          <w:rFonts w:ascii="Aptos" w:eastAsia="Aptos" w:hAnsi="Aptos" w:cs="Aptos"/>
-          <w:color w:val="000000" w:themeColor="text1"/>
-          <w:sz w:val="28"/>
-          <w:szCs w:val="28"/>
-        </w:rPr>
-      </w:pPr>
-      <w:r>
-        <w:rPr>
-          <w:rFonts w:ascii="Aptos" w:eastAsia="Aptos" w:hAnsi="Aptos" w:cs="Aptos"/>
-          <w:color w:val="000000" w:themeColor="text1"/>
-          <w:sz w:val="28"/>
-          <w:szCs w:val="28"/>
-        </w:rPr>
-        <w:t xml:space="preserve">The people who will use the app/website are Muslims who want to be better with </w:t>
-      </w:r>
-      <w:proofErr w:type="spellStart"/>
-      <w:r>
-        <w:rPr>
-          <w:rFonts w:ascii="Aptos" w:eastAsia="Aptos" w:hAnsi="Aptos" w:cs="Aptos"/>
-          <w:color w:val="000000" w:themeColor="text1"/>
-          <w:sz w:val="28"/>
-          <w:szCs w:val="28"/>
-        </w:rPr>
-        <w:t>there</w:t>
-      </w:r>
-      <w:proofErr w:type="spellEnd"/>
-      <w:r>
-        <w:rPr>
-          <w:rFonts w:ascii="Aptos" w:eastAsia="Aptos" w:hAnsi="Aptos" w:cs="Aptos"/>
-          <w:color w:val="000000" w:themeColor="text1"/>
-          <w:sz w:val="28"/>
-          <w:szCs w:val="28"/>
-        </w:rPr>
-        <w:t xml:space="preserve"> faith and keep track with </w:t>
-      </w:r>
-      <w:proofErr w:type="spellStart"/>
-      <w:r>
-        <w:rPr>
-          <w:rFonts w:ascii="Aptos" w:eastAsia="Aptos" w:hAnsi="Aptos" w:cs="Aptos"/>
-          <w:color w:val="000000" w:themeColor="text1"/>
-          <w:sz w:val="28"/>
-          <w:szCs w:val="28"/>
-        </w:rPr>
-        <w:t>there</w:t>
-      </w:r>
-      <w:proofErr w:type="spellEnd"/>
-      <w:r>
-        <w:rPr>
-          <w:rFonts w:ascii="Aptos" w:eastAsia="Aptos" w:hAnsi="Aptos" w:cs="Aptos"/>
-          <w:color w:val="000000" w:themeColor="text1"/>
-          <w:sz w:val="28"/>
-          <w:szCs w:val="28"/>
-        </w:rPr>
-        <w:t xml:space="preserve"> prayers. Non-Muslim </w:t>
-      </w:r>
-      <w:r>
-        <w:rPr>
-          <w:rFonts w:ascii="Aptos" w:eastAsia="Aptos" w:hAnsi="Aptos" w:cs="Aptos"/>
-          <w:color w:val="000000" w:themeColor="text1"/>
-          <w:sz w:val="28"/>
-          <w:szCs w:val="28"/>
-        </w:rPr>
-        <w:lastRenderedPageBreak/>
-        <w:t xml:space="preserve">people who wish to be more knowledgeable in the religion. This is an all-inclusive App to help all people to connect with Islam in an easy way. There is no matter in gender and aimed for people who wish to be more knowledgeable of Islam. </w:t>
-      </w:r>
-    </w:p>
-    <w:p>
-      <w:pPr>
-        <w:rPr>
-          <w:rFonts w:ascii="Aptos" w:eastAsia="Aptos" w:hAnsi="Aptos" w:cs="Aptos"/>
-          <w:color w:val="000000" w:themeColor="text1"/>
-          <w:sz w:val="28"/>
-          <w:szCs w:val="28"/>
-        </w:rPr>
-      </w:pPr>
-    </w:p>
-    <w:p>
-      <w:pPr>
-        <w:rPr>
-          <w:rFonts w:ascii="Aptos" w:eastAsia="Aptos" w:hAnsi="Aptos" w:cs="Aptos"/>
-          <w:color w:val="000000" w:themeColor="text1"/>
-          <w:sz w:val="28"/>
-          <w:szCs w:val="28"/>
-        </w:rPr>
-      </w:pPr>
-      <w:r>
-        <w:rPr>
-          <w:rFonts w:ascii="Aptos" w:eastAsia="Aptos" w:hAnsi="Aptos" w:cs="Aptos"/>
-          <w:color w:val="000000" w:themeColor="text1"/>
-          <w:sz w:val="28"/>
-          <w:szCs w:val="28"/>
-        </w:rPr>
-        <w:t>They will be involved in the beginning of the design to help build the foundations of my app/website.</w:t>
-      </w:r>
-    </w:p>
-    <w:p>
-      <w:pPr>
-        <w:rPr>
-          <w:rFonts w:ascii="Aptos" w:eastAsia="Aptos" w:hAnsi="Aptos" w:cs="Aptos"/>
-          <w:color w:val="000000" w:themeColor="text1"/>
-          <w:sz w:val="28"/>
-          <w:szCs w:val="28"/>
-        </w:rPr>
-      </w:pPr>
-    </w:p>
-    <w:p>
-      <w:pPr>
-        <w:pStyle w:val="Heading2"/>
-        <w:spacing w:before="40" w:after="0" w:line="240" w:lineRule="auto"/>
+        <w:t xml:space="preserve"> </w:t>
+      </w:r>
+      <w:bookmarkStart w:id="3" w:name="_Toc212016994"/>
+      <w:r>
         <w:rPr>
           <w:rFonts w:ascii="Aptos Display" w:eastAsia="Aptos Display" w:hAnsi="Aptos Display" w:cs="Aptos Display"/>
           <w:sz w:val="44"/>
           <w:szCs w:val="44"/>
         </w:rPr>
-      </w:pPr>
-      <w:r>
+        <w:t>Analysis 4 - Stakeholders</w:t>
+      </w:r>
+      <w:bookmarkEnd w:id="3"/>
+    </w:p>
+    <w:p>
+      <w:pPr>
+        <w:rPr>
+          <w:rFonts w:ascii="Aptos" w:eastAsia="Aptos" w:hAnsi="Aptos" w:cs="Aptos"/>
+          <w:color w:val="000000" w:themeColor="text1"/>
+          <w:sz w:val="28"/>
+          <w:szCs w:val="28"/>
+        </w:rPr>
+      </w:pPr>
+    </w:p>
+    <w:p>
+      <w:pPr>
+        <w:rPr>
+          <w:rFonts w:ascii="Aptos" w:eastAsia="Aptos" w:hAnsi="Aptos" w:cs="Aptos"/>
+          <w:color w:val="000000" w:themeColor="text1"/>
+          <w:sz w:val="28"/>
+          <w:szCs w:val="28"/>
+        </w:rPr>
+      </w:pPr>
+      <w:r>
+        <w:rPr>
+          <w:rFonts w:ascii="Aptos" w:eastAsia="Aptos" w:hAnsi="Aptos" w:cs="Aptos"/>
+          <w:color w:val="000000" w:themeColor="text1"/>
+          <w:sz w:val="28"/>
+          <w:szCs w:val="28"/>
+        </w:rPr>
+        <w:t xml:space="preserve">The people who will use the app/website are Muslims who want to be better with </w:t>
+      </w:r>
+      <w:proofErr w:type="spellStart"/>
+      <w:r>
+        <w:rPr>
+          <w:rFonts w:ascii="Aptos" w:eastAsia="Aptos" w:hAnsi="Aptos" w:cs="Aptos"/>
+          <w:color w:val="000000" w:themeColor="text1"/>
+          <w:sz w:val="28"/>
+          <w:szCs w:val="28"/>
+        </w:rPr>
+        <w:t>there</w:t>
+      </w:r>
+      <w:proofErr w:type="spellEnd"/>
+      <w:r>
+        <w:rPr>
+          <w:rFonts w:ascii="Aptos" w:eastAsia="Aptos" w:hAnsi="Aptos" w:cs="Aptos"/>
+          <w:color w:val="000000" w:themeColor="text1"/>
+          <w:sz w:val="28"/>
+          <w:szCs w:val="28"/>
+        </w:rPr>
+        <w:t xml:space="preserve"> faith and keep track with </w:t>
+      </w:r>
+      <w:proofErr w:type="spellStart"/>
+      <w:r>
+        <w:rPr>
+          <w:rFonts w:ascii="Aptos" w:eastAsia="Aptos" w:hAnsi="Aptos" w:cs="Aptos"/>
+          <w:color w:val="000000" w:themeColor="text1"/>
+          <w:sz w:val="28"/>
+          <w:szCs w:val="28"/>
+        </w:rPr>
+        <w:t>there</w:t>
+      </w:r>
+      <w:proofErr w:type="spellEnd"/>
+      <w:r>
+        <w:rPr>
+          <w:rFonts w:ascii="Aptos" w:eastAsia="Aptos" w:hAnsi="Aptos" w:cs="Aptos"/>
+          <w:color w:val="000000" w:themeColor="text1"/>
+          <w:sz w:val="28"/>
+          <w:szCs w:val="28"/>
+        </w:rPr>
+        <w:t xml:space="preserve"> prayers. Non-Muslim </w:t>
+      </w:r>
+      <w:r>
+        <w:rPr>
+          <w:rFonts w:ascii="Aptos" w:eastAsia="Aptos" w:hAnsi="Aptos" w:cs="Aptos"/>
+          <w:color w:val="000000" w:themeColor="text1"/>
+          <w:sz w:val="28"/>
+          <w:szCs w:val="28"/>
+        </w:rPr>
+        <w:lastRenderedPageBreak/>
+        <w:t xml:space="preserve">people who wish to be more knowledgeable in the religion. This is an all-inclusive App to help all people to connect with Islam in an easy way. There is no matter in gender and aimed for people who wish to be more knowledgeable of Islam. </w:t>
+      </w:r>
+    </w:p>
+    <w:p>
+      <w:pPr>
+        <w:rPr>
+          <w:rFonts w:ascii="Aptos" w:eastAsia="Aptos" w:hAnsi="Aptos" w:cs="Aptos"/>
+          <w:color w:val="000000" w:themeColor="text1"/>
+          <w:sz w:val="28"/>
+          <w:szCs w:val="28"/>
+        </w:rPr>
+      </w:pPr>
+    </w:p>
+    <w:p>
+      <w:pPr>
+        <w:rPr>
+          <w:rFonts w:ascii="Aptos" w:eastAsia="Aptos" w:hAnsi="Aptos" w:cs="Aptos"/>
+          <w:color w:val="000000" w:themeColor="text1"/>
+          <w:sz w:val="28"/>
+          <w:szCs w:val="28"/>
+        </w:rPr>
+      </w:pPr>
+      <w:r>
+        <w:rPr>
+          <w:rFonts w:ascii="Aptos" w:eastAsia="Aptos" w:hAnsi="Aptos" w:cs="Aptos"/>
+          <w:color w:val="000000" w:themeColor="text1"/>
+          <w:sz w:val="28"/>
+          <w:szCs w:val="28"/>
+        </w:rPr>
+        <w:t>They will be involved in the beginning of the design to help build the foundations of my app/website.</w:t>
+      </w:r>
+    </w:p>
+    <w:p>
+      <w:pPr>
+        <w:rPr>
+          <w:rFonts w:ascii="Aptos" w:eastAsia="Aptos" w:hAnsi="Aptos" w:cs="Aptos"/>
+          <w:color w:val="000000" w:themeColor="text1"/>
+          <w:sz w:val="28"/>
+          <w:szCs w:val="28"/>
+        </w:rPr>
+      </w:pPr>
+    </w:p>
+    <w:p>
+      <w:pPr>
+        <w:pStyle w:val="Heading2"/>
+        <w:spacing w:before="40" w:after="0" w:line="240" w:lineRule="auto"/>
         <w:rPr>
           <w:rFonts w:ascii="Aptos Display" w:eastAsia="Aptos Display" w:hAnsi="Aptos Display" w:cs="Aptos Display"/>
           <w:sz w:val="44"/>
           <w:szCs w:val="44"/>
         </w:rPr>
+      </w:pPr>
+      <w:bookmarkStart w:id="4" w:name="_Toc212016995"/>
+      <w:r>
+        <w:rPr>
+          <w:rFonts w:ascii="Aptos Display" w:eastAsia="Aptos Display" w:hAnsi="Aptos Display" w:cs="Aptos Display"/>
+          <w:sz w:val="44"/>
+          <w:szCs w:val="44"/>
+        </w:rPr>
         <w:t>Requirements</w:t>
       </w:r>
+      <w:bookmarkEnd w:id="4"/>
     </w:p>
     <w:p>
       <w:pPr>
@@ -3632,7 +5493,7 @@
                     <pic:cNvPicPr/>
                   </pic:nvPicPr>
                   <pic:blipFill>
-                    <a:blip r:embed="rId22">
+                    <a:blip r:embed="rId23">
                       <a:extLst>
                         <a:ext uri="{28A0092B-C50C-407E-A947-70E740481C1C}">
                           <a14:useLocalDpi xmlns:a14="http://schemas.microsoft.com/office/drawing/2010/main" val="0"/>
@@ -3814,7 +5675,7 @@
                     <pic:cNvPicPr/>
                   </pic:nvPicPr>
                   <pic:blipFill>
-                    <a:blip r:embed="rId23">
+                    <a:blip r:embed="rId24">
                       <a:extLst>
                         <a:ext uri="{28A0092B-C50C-407E-A947-70E740481C1C}">
                           <a14:useLocalDpi xmlns:a14="http://schemas.microsoft.com/office/drawing/2010/main" val="0"/>
@@ -3986,7 +5847,7 @@
                     <pic:cNvPicPr/>
                   </pic:nvPicPr>
                   <pic:blipFill>
-                    <a:blip r:embed="rId24">
+                    <a:blip r:embed="rId25">
                       <a:extLst>
                         <a:ext uri="{28A0092B-C50C-407E-A947-70E740481C1C}">
                           <a14:useLocalDpi xmlns:a14="http://schemas.microsoft.com/office/drawing/2010/main" val="0"/>
@@ -5046,11 +6907,19 @@
           <w:rFonts w:ascii="Aptos Display" w:eastAsia="Aptos Display" w:hAnsi="Aptos Display" w:cs="Aptos Display"/>
         </w:rPr>
       </w:pPr>
+      <w:bookmarkStart w:id="5" w:name="_Toc212016996"/>
       <w:r>
         <w:rPr>
           <w:rFonts w:ascii="Aptos Display" w:eastAsia="Aptos Display" w:hAnsi="Aptos Display" w:cs="Aptos Display"/>
         </w:rPr>
-        <w:t xml:space="preserve">Self-assessment </w:t>
+        <w:t>Self-assessment</w:t>
+      </w:r>
+      <w:bookmarkEnd w:id="5"/>
+      <w:r>
+        <w:rPr>
+          <w:rFonts w:ascii="Aptos Display" w:eastAsia="Aptos Display" w:hAnsi="Aptos Display" w:cs="Aptos Display"/>
+        </w:rPr>
+        <w:t xml:space="preserve"> </w:t>
       </w:r>
     </w:p>
     <w:p>
@@ -5218,6 +7087,7 @@
           <w:u w:val="single"/>
         </w:rPr>
       </w:pPr>
+      <w:bookmarkStart w:id="6" w:name="_Toc212016997"/>
       <w:r>
         <w:rPr>
           <w:b/>
@@ -5227,6 +7097,7 @@
         <w:lastRenderedPageBreak/>
         <w:t>Design</w:t>
       </w:r>
+      <w:bookmarkEnd w:id="6"/>
     </w:p>
     <w:p>
       <w:pPr>
@@ -5238,12 +7109,14 @@
           <w:szCs w:val="48"/>
         </w:rPr>
       </w:pPr>
+      <w:bookmarkStart w:id="7" w:name="_Toc212016998"/>
       <w:r>
         <w:rPr>
           <w:lang w:val="en-US"/>
         </w:rPr>
         <w:t>GUI</w:t>
       </w:r>
+      <w:bookmarkEnd w:id="7"/>
     </w:p>
     <w:p>
       <w:pPr>
@@ -5322,7 +7195,7 @@
                     <pic:cNvPicPr/>
                   </pic:nvPicPr>
                   <pic:blipFill>
-                    <a:blip r:embed="rId25">
+                    <a:blip r:embed="rId26">
                       <a:extLst>
                         <a:ext uri="{28A0092B-C50C-407E-A947-70E740481C1C}">
                           <a14:useLocalDpi xmlns:a14="http://schemas.microsoft.com/office/drawing/2010/main" val="0"/>
@@ -5576,7 +7449,7 @@
                     <pic:cNvPicPr/>
                   </pic:nvPicPr>
                   <pic:blipFill>
-                    <a:blip r:embed="rId26">
+                    <a:blip r:embed="rId27">
                       <a:extLst>
                         <a:ext uri="{28A0092B-C50C-407E-A947-70E740481C1C}">
                           <a14:useLocalDpi xmlns:a14="http://schemas.microsoft.com/office/drawing/2010/main" val="0"/>
@@ -5764,7 +7637,7 @@
                     <pic:cNvPicPr/>
                   </pic:nvPicPr>
                   <pic:blipFill>
-                    <a:blip r:embed="rId27">
+                    <a:blip r:embed="rId28">
                       <a:extLst>
                         <a:ext uri="{28A0092B-C50C-407E-A947-70E740481C1C}">
                           <a14:useLocalDpi xmlns:a14="http://schemas.microsoft.com/office/drawing/2010/main" val="0"/>
@@ -5888,7 +7761,7 @@
                     <pic:cNvPicPr/>
                   </pic:nvPicPr>
                   <pic:blipFill>
-                    <a:blip r:embed="rId28">
+                    <a:blip r:embed="rId29">
                       <a:extLst>
                         <a:ext uri="{28A0092B-C50C-407E-A947-70E740481C1C}">
                           <a14:useLocalDpi xmlns:a14="http://schemas.microsoft.com/office/drawing/2010/main" val="0"/>
@@ -5997,7 +7870,7 @@
                     <pic:cNvPicPr/>
                   </pic:nvPicPr>
                   <pic:blipFill>
-                    <a:blip r:embed="rId29">
+                    <a:blip r:embed="rId30">
                       <a:extLst>
                         <a:ext uri="{28A0092B-C50C-407E-A947-70E740481C1C}">
                           <a14:useLocalDpi xmlns:a14="http://schemas.microsoft.com/office/drawing/2010/main" val="0"/>
@@ -6083,7 +7956,7 @@
                     <pic:cNvPicPr/>
                   </pic:nvPicPr>
                   <pic:blipFill>
-                    <a:blip r:embed="rId30">
+                    <a:blip r:embed="rId31">
                       <a:extLst>
                         <a:ext uri="{28A0092B-C50C-407E-A947-70E740481C1C}">
                           <a14:useLocalDpi xmlns:a14="http://schemas.microsoft.com/office/drawing/2010/main" val="0"/>
@@ -6159,7 +8032,7 @@
                     <pic:cNvPicPr/>
                   </pic:nvPicPr>
                   <pic:blipFill>
-                    <a:blip r:embed="rId31">
+                    <a:blip r:embed="rId32">
                       <a:extLst>
                         <a:ext uri="{28A0092B-C50C-407E-A947-70E740481C1C}">
                           <a14:useLocalDpi xmlns:a14="http://schemas.microsoft.com/office/drawing/2010/main" val="0"/>
@@ -6246,7 +8119,7 @@
                     <pic:cNvPicPr/>
                   </pic:nvPicPr>
                   <pic:blipFill>
-                    <a:blip r:embed="rId32">
+                    <a:blip r:embed="rId33">
                       <a:extLst>
                         <a:ext uri="{28A0092B-C50C-407E-A947-70E740481C1C}">
                           <a14:useLocalDpi xmlns:a14="http://schemas.microsoft.com/office/drawing/2010/main" val="0"/>
@@ -6378,6 +8251,7 @@
           <w:lang w:val="en-US"/>
         </w:rPr>
       </w:pPr>
+      <w:bookmarkStart w:id="8" w:name="_Toc212016999"/>
       <w:r>
         <w:rPr>
           <w:rFonts w:eastAsia="Calibri Light"/>
@@ -6386,6 +8260,7 @@
         <w:lastRenderedPageBreak/>
         <w:t>Structure diagram</w:t>
       </w:r>
+      <w:bookmarkEnd w:id="8"/>
     </w:p>
     <w:p>
       <w:pPr>
@@ -6416,7 +8291,7 @@
                     <pic:cNvPicPr/>
                   </pic:nvPicPr>
                   <pic:blipFill>
-                    <a:blip r:embed="rId33">
+                    <a:blip r:embed="rId34">
                       <a:extLst>
                         <a:ext uri="{28A0092B-C50C-407E-A947-70E740481C1C}">
                           <a14:useLocalDpi xmlns:a14="http://schemas.microsoft.com/office/drawing/2010/main" val="0"/>
@@ -6489,6 +8364,7 @@
           <w:rFonts w:eastAsia="Calibri Light"/>
         </w:rPr>
       </w:pPr>
+      <w:bookmarkStart w:id="9" w:name="_Toc212017000"/>
       <w:r>
         <w:rPr>
           <w:rFonts w:eastAsia="Calibri Light"/>
@@ -6501,11 +8377,13 @@
         </w:rPr>
         <w:t xml:space="preserve"> Stages:</w:t>
       </w:r>
+      <w:bookmarkEnd w:id="9"/>
     </w:p>
     <w:p>
       <w:pPr>
         <w:pStyle w:val="Heading3"/>
       </w:pPr>
+      <w:bookmarkStart w:id="10" w:name="_Toc212017001"/>
       <w:r>
         <w:t xml:space="preserve">Stage 1 – </w:t>
       </w:r>
@@ -6515,19 +8393,15 @@
         </w:rPr>
         <w:t>Designing the pages using HTML</w:t>
       </w:r>
+      <w:bookmarkEnd w:id="10"/>
     </w:p>
     <w:p>
       <w:pPr>
         <w:pStyle w:val="Heading3"/>
       </w:pPr>
-      <w:r>
-        <w:t xml:space="preserve">Stage </w:t>
-      </w:r>
-      <w:r>
-        <w:t>2</w:t>
-      </w:r>
-      <w:r>
-        <w:t xml:space="preserve"> – </w:t>
+      <w:bookmarkStart w:id="11" w:name="_Toc212017002"/>
+      <w:r>
+        <w:t xml:space="preserve">Stage 2 – </w:t>
       </w:r>
       <w:r>
         <w:rPr>
@@ -6535,6 +8409,7 @@
         </w:rPr>
         <w:t>Functionality of the website</w:t>
       </w:r>
+      <w:bookmarkEnd w:id="11"/>
     </w:p>
     <w:p>
       <w:pPr>
@@ -6543,14 +8418,9 @@
           <w:color w:val="auto"/>
         </w:rPr>
       </w:pPr>
-      <w:r>
-        <w:t xml:space="preserve">Stage </w:t>
-      </w:r>
-      <w:r>
-        <w:t>3</w:t>
-      </w:r>
-      <w:r>
-        <w:t xml:space="preserve"> –</w:t>
+      <w:bookmarkStart w:id="12" w:name="_Toc212017003"/>
+      <w:r>
+        <w:t>Stage 3 –</w:t>
       </w:r>
       <w:r>
         <w:t xml:space="preserve"> </w:t>
@@ -6561,6 +8431,7 @@
         </w:rPr>
         <w:t>Finer details/Further Functionality (e.g.: notifications)</w:t>
       </w:r>
+      <w:bookmarkEnd w:id="12"/>
     </w:p>
     <w:p/>
     <w:p>
@@ -6625,35 +8496,53 @@
         <w:pStyle w:val="Title"/>
         <w:rPr>
           <w:color w:val="156082" w:themeColor="accent1"/>
+          <w:sz w:val="36"/>
+          <w:szCs w:val="36"/>
         </w:rPr>
       </w:pPr>
       <w:r>
         <w:rPr>
           <w:color w:val="156082" w:themeColor="accent1"/>
+          <w:sz w:val="36"/>
+          <w:szCs w:val="36"/>
         </w:rPr>
         <w:t>Stage 1</w:t>
       </w:r>
       <w:r>
         <w:rPr>
           <w:color w:val="156082" w:themeColor="accent1"/>
+          <w:sz w:val="36"/>
+          <w:szCs w:val="36"/>
         </w:rPr>
         <w:t xml:space="preserve"> – D</w:t>
       </w:r>
       <w:r>
         <w:rPr>
           <w:color w:val="156082" w:themeColor="accent1"/>
+          <w:sz w:val="36"/>
+          <w:szCs w:val="36"/>
         </w:rPr>
         <w:t>esigning the pages using HTML</w:t>
       </w:r>
+      <w:r>
+        <w:rPr>
+          <w:color w:val="156082" w:themeColor="accent1"/>
+          <w:sz w:val="36"/>
+          <w:szCs w:val="36"/>
+        </w:rPr>
+        <w:t xml:space="preserve"> &amp; CSS</w:t>
+      </w:r>
     </w:p>
     <w:p/>
     <w:p>
       <w:pPr>
         <w:pStyle w:val="Heading1"/>
       </w:pPr>
+      <w:bookmarkStart w:id="13" w:name="_Toc212017004"/>
       <w:r>
         <w:t>Flowchart</w:t>
       </w:r>
+      <w:bookmarkEnd w:id="13"/>
     </w:p>
     <w:p>
       <w:r>
@@ -6699,12 +8588,14 @@
           <w:rFonts w:eastAsia="Calibri"/>
         </w:rPr>
       </w:pPr>
+      <w:bookmarkStart w:id="14" w:name="_Toc212017005"/>
       <w:r>
         <w:rPr>
           <w:rFonts w:eastAsia="Calibri"/>
         </w:rPr>
         <w:t>Class Diagram</w:t>
       </w:r>
+      <w:bookmarkEnd w:id="14"/>
     </w:p>
     <w:p/>
     <w:tbl>
@@ -6841,13 +8732,8 @@
             <w:tcW w:w="2405" w:type="dxa"/>
           </w:tcPr>
           <w:p>
-            <w:proofErr w:type="gramStart"/>
-            <w:r>
-              <w:t>new(</w:t>
-            </w:r>
-            <w:proofErr w:type="gramEnd"/>
-            <w:r>
-              <w:t>)</w:t>
+            <w:r>
+              <w:t>new()</w:t>
             </w:r>
           </w:p>
           <w:p>
@@ -6857,13 +8743,8 @@
           </w:p>
           <w:p>
             <w:r>
-              <w:t xml:space="preserve">string </w:t>
-            </w:r>
-            <w:proofErr w:type="gramStart"/>
-            <w:r>
-              <w:t>rotate</w:t>
-            </w:r>
-            <w:proofErr w:type="gramEnd"/>
+              <w:t>string rotate</w:t>
+            </w:r>
           </w:p>
           <w:p>
             <w:r>
@@ -6886,51 +8767,23 @@
             <w:tcW w:w="2405" w:type="dxa"/>
           </w:tcPr>
           <w:p>
-            <w:proofErr w:type="gramStart"/>
-            <w:r>
-              <w:t>New(</w:t>
-            </w:r>
-            <w:proofErr w:type="gramEnd"/>
-            <w:r>
-              <w:t>)</w:t>
-            </w:r>
-          </w:p>
-          <w:p>
-            <w:proofErr w:type="gramStart"/>
-            <w:r>
-              <w:t>Supplication(</w:t>
-            </w:r>
-            <w:proofErr w:type="gramEnd"/>
-            <w:r>
-              <w:t>)</w:t>
-            </w:r>
-          </w:p>
-          <w:p>
-            <w:proofErr w:type="gramStart"/>
-            <w:r>
-              <w:t>Rotate(</w:t>
-            </w:r>
-            <w:proofErr w:type="gramEnd"/>
-            <w:r>
-              <w:t>)</w:t>
-            </w:r>
-          </w:p>
-          <w:p>
-            <w:proofErr w:type="spellStart"/>
-            <w:r>
-              <w:t>Payer_</w:t>
-            </w:r>
-            <w:proofErr w:type="gramStart"/>
-            <w:r>
-              <w:t>times</w:t>
-            </w:r>
-            <w:proofErr w:type="spellEnd"/>
-            <w:r>
-              <w:t>(</w:t>
-            </w:r>
-            <w:proofErr w:type="gramEnd"/>
-            <w:r>
-              <w:t>)</w:t>
+            <w:r>
+              <w:t>New()</w:t>
+            </w:r>
+          </w:p>
+          <w:p>
+            <w:r>
+              <w:t>Supplication()</w:t>
+            </w:r>
+          </w:p>
+          <w:p>
+            <w:r>
+              <w:t>Rotate()</w:t>
+            </w:r>
+          </w:p>
+          <w:p>
+            <w:r>
+              <w:t>Payer_times()</w:t>
             </w:r>
           </w:p>
         </w:tc>
@@ -6939,54 +8792,144 @@
     <w:p/>
     <w:p>
       <w:pPr>
+        <w:pStyle w:val="Heading2"/>
+        <w:rPr>
+          <w:rFonts w:eastAsia="Calibri"/>
+        </w:rPr>
+      </w:pPr>
+      <w:r>
         <w:rPr>
           <w:b/>
           <w:bCs/>
         </w:rPr>
-      </w:pPr>
-      <w:r>
+        <w:br w:type="page"/>
+      </w:r>
+      <w:bookmarkStart w:id="15" w:name="_Toc212017006"/>
+      <w:r>
+        <w:rPr>
+          <w:rFonts w:eastAsia="Calibri"/>
+        </w:rPr>
+        <w:lastRenderedPageBreak/>
+        <w:t>Code documentation – Website</w:t>
+      </w:r>
+      <w:bookmarkEnd w:id="15"/>
+    </w:p>
+    <w:p/>
+    <w:p/>
+    <w:p>
+      <w:r>
+        <w:drawing>
+          <wp:inline distT="0" distB="0" distL="0" distR="0" wp14:anchorId="56E72D5E" wp14:editId="4E329622">
+            <wp:extent cx="5731510" cy="7451090"/>
+            <wp:effectExtent l="0" t="0" r="2540" b="0"/>
+            <wp:docPr id="747335923" name="Picture 1" descr="A screenshot of a computer program&#10;&#10;AI-generated content may be incorrect."/>
+            <wp:cNvGraphicFramePr>
+              <a:graphicFrameLocks xmlns:a="http://schemas.openxmlformats.org/drawingml/2006/main" noChangeAspect="1"/>
+            </wp:cNvGraphicFramePr>
+            <a:graphic xmlns:a="http://schemas.openxmlformats.org/drawingml/2006/main">
+              <a:graphicData uri="http://schemas.openxmlformats.org/drawingml/2006/picture">
+                <pic:pic xmlns:pic="http://schemas.openxmlformats.org/drawingml/2006/picture">
+                  <pic:nvPicPr>
+                    <pic:cNvPr id="747335923" name="Picture 1" descr="A screenshot of a computer program&#10;&#10;AI-generated content may be incorrect."/>
+                    <pic:cNvPicPr/>
+                  </pic:nvPicPr>
+                  <pic:blipFill>
+                    <a:blip r:embed="rId35"/>
+                    <a:stretch>
+                      <a:fillRect/>
+                    </a:stretch>
+                  </pic:blipFill>
+                  <pic:spPr>
+                    <a:xfrm>
+                      <a:off x="0" y="0"/>
+                      <a:ext cx="5731510" cy="7451090"/>
+                    </a:xfrm>
+                    <a:prstGeom prst="rect">
+                      <a:avLst/>
+                    </a:prstGeom>
+                  </pic:spPr>
+                </pic:pic>
+              </a:graphicData>
+            </a:graphic>
+          </wp:inline>
+        </w:drawing>
+      </w:r>
+    </w:p>
+    <w:p>
+      <w:r>
+        <w:lastRenderedPageBreak/>
+        <w:drawing>
+          <wp:inline distT="0" distB="0" distL="0" distR="0" wp14:anchorId="3F703006" wp14:editId="6B378B51">
+            <wp:extent cx="2715004" cy="2638793"/>
+            <wp:effectExtent l="0" t="0" r="9525" b="9525"/>
+            <wp:docPr id="2024942668" name="Picture 1" descr="A screenshot of a computer code&#10;&#10;AI-generated content may be incorrect."/>
+            <wp:cNvGraphicFramePr>
+              <a:graphicFrameLocks xmlns:a="http://schemas.openxmlformats.org/drawingml/2006/main" noChangeAspect="1"/>
+            </wp:cNvGraphicFramePr>
+            <a:graphic xmlns:a="http://schemas.openxmlformats.org/drawingml/2006/main">
+              <a:graphicData uri="http://schemas.openxmlformats.org/drawingml/2006/picture">
+                <pic:pic xmlns:pic="http://schemas.openxmlformats.org/drawingml/2006/picture">
+                  <pic:nvPicPr>
+                    <pic:cNvPr id="2024942668" name="Picture 1" descr="A screenshot of a computer code&#10;&#10;AI-generated content may be incorrect."/>
+                    <pic:cNvPicPr/>
+                  </pic:nvPicPr>
+                  <pic:blipFill>
+                    <a:blip r:embed="rId36"/>
+                    <a:stretch>
+                      <a:fillRect/>
+                    </a:stretch>
+                  </pic:blipFill>
+                  <pic:spPr>
+                    <a:xfrm>
+                      <a:off x="0" y="0"/>
+                      <a:ext cx="2715004" cy="2638793"/>
+                    </a:xfrm>
+                    <a:prstGeom prst="rect">
+                      <a:avLst/>
+                    </a:prstGeom>
+                  </pic:spPr>
+                </pic:pic>
+              </a:graphicData>
+            </a:graphic>
+          </wp:inline>
+        </w:drawing>
+      </w:r>
+    </w:p>
+    <w:p>
+      <w:r>
+        <w:t>First, I created the template to fashion my website pages.</w:t>
+      </w:r>
+    </w:p>
+    <w:p>
+      <w:r>
+        <w:t>I created each section</w:t>
+      </w:r>
+      <w:r>
+        <w:t xml:space="preserve">, </w:t>
+      </w:r>
+      <w:r>
+        <w:t>which I would work</w:t>
+      </w:r>
+      <w:r>
+        <w:t xml:space="preserve"> on one at a time.</w:t>
+      </w:r>
+    </w:p>
+    <w:p/>
+    <w:p/>
+    <w:p/>
+    <w:p/>
+    <w:p>
+      <w:r>
+        <w:br w:type="page"/>
+      </w:r>
+    </w:p>
+    <w:p>
+      <w:pPr>
         <w:rPr>
           <w:b/>
           <w:bCs/>
         </w:rPr>
-        <w:lastRenderedPageBreak/>
-        <w:br w:type="page"/>
-      </w:r>
-    </w:p>
-    <w:p>
-      <w:pPr>
-        <w:rPr>
-          <w:rFonts w:eastAsia="Calibri" w:cs="Calibri"/>
-          <w:color w:val="000000" w:themeColor="text1"/>
-        </w:rPr>
-      </w:pPr>
-    </w:p>
-    <w:p>
-      <w:pPr>
-        <w:pStyle w:val="Heading1"/>
-        <w:rPr>
-          <w:rFonts w:asciiTheme="minorHAnsi" w:eastAsia="Calibri" w:hAnsiTheme="minorHAnsi"/>
-          <w:sz w:val="24"/>
-          <w:szCs w:val="24"/>
-        </w:rPr>
-      </w:pPr>
-      <w:r>
-        <w:rPr>
-          <w:rFonts w:eastAsia="Calibri"/>
-        </w:rPr>
-        <w:t>Code documentation – Website</w:t>
-      </w:r>
-    </w:p>
-    <w:p/>
-    <w:p>
-      <w:proofErr w:type="spellStart"/>
-      <w:r>
-        <w:t>abc</w:t>
-      </w:r>
-      <w:proofErr w:type="spellEnd"/>
-      <w:r>
-        <w:br w:type="page"/>
-      </w:r>
+      </w:pPr>
     </w:p>
     <w:p>
       <w:pPr>
@@ -6998,31 +8941,24 @@
     </w:p>
     <w:p>
       <w:pPr>
-        <w:rPr>
-          <w:b/>
-          <w:bCs/>
-        </w:rPr>
-      </w:pPr>
-    </w:p>
-    <w:p>
-      <w:pPr>
         <w:pStyle w:val="Heading1"/>
       </w:pPr>
+      <w:bookmarkStart w:id="16" w:name="_Toc212017007"/>
       <w:r>
         <w:t>Test Table</w:t>
       </w:r>
+      <w:bookmarkEnd w:id="16"/>
     </w:p>
     <w:p/>
     <w:p>
       <w:pPr>
         <w:pStyle w:val="Heading2"/>
       </w:pPr>
-      <w:r>
-        <w:t>Home page</w:t>
-      </w:r>
-      <w:r>
-        <w:t>:</w:t>
-      </w:r>
+      <w:bookmarkStart w:id="17" w:name="_Toc212017008"/>
+      <w:r>
+        <w:t>Home page:</w:t>
+      </w:r>
+      <w:bookmarkEnd w:id="17"/>
     </w:p>
     <w:tbl>
       <w:tblPr>
@@ -7613,10 +9549,12 @@
       <w:pPr>
         <w:pStyle w:val="Heading1"/>
       </w:pPr>
+      <w:bookmarkStart w:id="18" w:name="_Toc212017009"/>
       <w:r>
         <w:lastRenderedPageBreak/>
         <w:t>Flowchart</w:t>
       </w:r>
+      <w:bookmarkEnd w:id="18"/>
     </w:p>
     <w:p>
       <w:pPr>
@@ -7642,7 +9580,7 @@
                     <pic:cNvPicPr/>
                   </pic:nvPicPr>
                   <pic:blipFill>
-                    <a:blip r:embed="rId34">
+                    <a:blip r:embed="rId37">
                       <a:extLst>
                         <a:ext uri="{28A0092B-C50C-407E-A947-70E740481C1C}">
                           <a14:useLocalDpi xmlns:a14="http://schemas.microsoft.com/office/drawing/2010/main" val="0"/>
@@ -7918,7 +9856,7 @@
                     <pic:cNvPicPr/>
                   </pic:nvPicPr>
                   <pic:blipFill>
-                    <a:blip r:embed="rId35">
+                    <a:blip r:embed="rId38">
                       <a:extLst>
                         <a:ext uri="{28A0092B-C50C-407E-A947-70E740481C1C}">
                           <a14:useLocalDpi xmlns:a14="http://schemas.microsoft.com/office/drawing/2010/main" val="0"/>
@@ -8240,7 +10178,7 @@
                     <pic:cNvPicPr/>
                   </pic:nvPicPr>
                   <pic:blipFill>
-                    <a:blip r:embed="rId36">
+                    <a:blip r:embed="rId39">
                       <a:extLst>
                         <a:ext uri="{28A0092B-C50C-407E-A947-70E740481C1C}">
                           <a14:useLocalDpi xmlns:a14="http://schemas.microsoft.com/office/drawing/2010/main" val="0"/>
@@ -8475,12 +10413,14 @@
           <w:rFonts w:eastAsia="Calibri"/>
         </w:rPr>
       </w:pPr>
+      <w:bookmarkStart w:id="19" w:name="_Toc212017010"/>
       <w:r>
         <w:rPr>
           <w:rFonts w:eastAsia="Calibri"/>
         </w:rPr>
         <w:t>Class Diagram</w:t>
       </w:r>
+      <w:bookmarkEnd w:id="19"/>
     </w:p>
     <w:p>
       <w:pPr>
@@ -8502,21 +10442,7 @@
           <w:i/>
           <w:iCs/>
         </w:rPr>
-        <w:t xml:space="preserve">(Add </w:t>
-      </w:r>
-      <w:r>
-        <w:rPr>
-          <w:i/>
-          <w:iCs/>
-        </w:rPr>
-        <w:t>this</w:t>
-      </w:r>
-      <w:r>
-        <w:rPr>
-          <w:i/>
-          <w:iCs/>
-        </w:rPr>
-        <w:t xml:space="preserve"> here)</w:t>
+        <w:t>(Add this here)</w:t>
       </w:r>
     </w:p>
     <w:p>
@@ -8536,11 +10462,19 @@
           <w:szCs w:val="24"/>
         </w:rPr>
       </w:pPr>
+      <w:bookmarkStart w:id="20" w:name="_Toc212017011"/>
       <w:r>
         <w:rPr>
           <w:rFonts w:eastAsia="Calibri"/>
         </w:rPr>
-        <w:t xml:space="preserve">Code documentation – </w:t>
+        <w:t>Code documentation –</w:t>
+      </w:r>
+      <w:bookmarkEnd w:id="20"/>
+      <w:r>
+        <w:rPr>
+          <w:rFonts w:eastAsia="Calibri"/>
+        </w:rPr>
+        <w:t xml:space="preserve"> </w:t>
       </w:r>
     </w:p>
     <w:p/>
@@ -8556,21 +10490,7 @@
           <w:i/>
           <w:iCs/>
         </w:rPr>
-        <w:t xml:space="preserve">(Add </w:t>
-      </w:r>
-      <w:r>
-        <w:rPr>
-          <w:i/>
-          <w:iCs/>
-        </w:rPr>
-        <w:t>code</w:t>
-      </w:r>
-      <w:r>
-        <w:rPr>
-          <w:i/>
-          <w:iCs/>
-        </w:rPr>
-        <w:t xml:space="preserve"> here)</w:t>
+        <w:t>(Add code here)</w:t>
       </w:r>
     </w:p>
     <w:p>
@@ -8593,10 +10513,12 @@
       <w:pPr>
         <w:pStyle w:val="Heading2"/>
       </w:pPr>
+      <w:bookmarkStart w:id="21" w:name="_Toc212017012"/>
       <w:r>
         <w:lastRenderedPageBreak/>
         <w:t>Test Table</w:t>
       </w:r>
+      <w:bookmarkEnd w:id="21"/>
     </w:p>
     <w:p>
       <w:pPr>
@@ -12785,6 +14707,18 @@
         <w:t xml:space="preserve"> – Finer details/Further Functionality (e.g.: notifications)</w:t>
       </w:r>
     </w:p>
+    <w:p/>
+    <w:p/>
+    <w:p/>
+    <w:p/>
+    <w:p>
+      <w:pPr>
+        <w:pStyle w:val="Title"/>
+      </w:pPr>
+      <w:r>
+        <w:t xml:space="preserve">Reference </w:t>
+      </w:r>
+    </w:p>
     <w:p>
       <w:pPr>
         <w:pStyle w:val="Heading3"/>
@@ -12798,8 +14732,8 @@
     <w:p/>
     <w:p/>
     <w:sectPr>
-      <w:headerReference w:type="default" r:id="rId37"/>
-      <w:footerReference w:type="default" r:id="rId38"/>
+      <w:headerReference w:type="default" r:id="rId40"/>
+      <w:footerReference w:type="default" r:id="rId41"/>
       <w:pgSz w:w="11906" w:h="16838"/>
       <w:pgMar w:top="1440" w:right="1440" w:bottom="1440" w:left="1440" w:header="720" w:footer="720" w:gutter="0"/>
       <w:cols w:space="720"/>
@@ -15295,6 +17229,62 @@
     <w:uiPriority w:val="99"/>
     <w:rsid w:val="00060221"/>
   </w:style>
+  <w:style w:type="paragraph" w:styleId="TOCHeading">
+    <w:name w:val="TOC Heading"/>
+    <w:basedOn w:val="Heading1"/>
+    <w:next w:val="Normal"/>
+    <w:uiPriority w:val="39"/>
+    <w:unhideWhenUsed/>
+    <w:qFormat/>
+    <w:rsid w:val="00D65D4E"/>
+    <w:pPr>
+      <w:spacing w:before="240" w:after="0" w:line="259" w:lineRule="auto"/>
+      <w:outlineLvl w:val="9"/>
+    </w:pPr>
+    <w:rPr>
+      <w:sz w:val="32"/>
+      <w:szCs w:val="32"/>
+      <w:lang w:val="en-US" w:eastAsia="en-US"/>
+    </w:rPr>
+  </w:style>
+  <w:style w:type="paragraph" w:styleId="TOC1">
+    <w:name w:val="toc 1"/>
+    <w:basedOn w:val="Normal"/>
+    <w:next w:val="Normal"/>
+    <w:autoRedefine/>
+    <w:uiPriority w:val="39"/>
+    <w:unhideWhenUsed/>
+    <w:rsid w:val="00D65D4E"/>
+    <w:pPr>
+      <w:spacing w:after="100"/>
+    </w:pPr>
+  </w:style>
+  <w:style w:type="paragraph" w:styleId="TOC2">
+    <w:name w:val="toc 2"/>
+    <w:basedOn w:val="Normal"/>
+    <w:next w:val="Normal"/>
+    <w:autoRedefine/>
+    <w:uiPriority w:val="39"/>
+    <w:unhideWhenUsed/>
+    <w:rsid w:val="00D65D4E"/>
+    <w:pPr>
+      <w:spacing w:after="100"/>
+      <w:ind w:left="240"/>
+    </w:pPr>
+  </w:style>
+  <w:style w:type="paragraph" w:styleId="TOC3">
+    <w:name w:val="toc 3"/>
+    <w:basedOn w:val="Normal"/>
+    <w:next w:val="Normal"/>
+    <w:autoRedefine/>
+    <w:uiPriority w:val="39"/>
+    <w:unhideWhenUsed/>
+    <w:rsid w:val="00D65D4E"/>
+    <w:pPr>
+      <w:spacing w:after="100"/>
+      <w:ind w:left="480"/>
+    </w:pPr>
+  </w:style>
 </w:styles>
 </file>
 
@@ -15557,4 +17547,16 @@
     </a:ext>
   </a:extLst>
 </a:theme>
+</file>
+
+<file path=customXml/item1.xml><?xml version="1.0" encoding="utf-8"?>
+<b:Sources xmlns:b="http://schemas.openxmlformats.org/officeDocument/2006/bibliography" xmlns="http://schemas.openxmlformats.org/officeDocument/2006/bibliography" SelectedStyle="\APASixthEditionOfficeOnline.xsl" StyleName="APA" Version="6"/>
+</file>
+
+<file path=customXml/itemProps1.xml><?xml version="1.0" encoding="utf-8"?>
+<ds:datastoreItem xmlns:ds="http://schemas.openxmlformats.org/officeDocument/2006/customXml" ds:itemID="{D20B1A12-364F-41AC-B903-DBAF6D43EF33}">
+  <ds:schemaRefs>
+    <ds:schemaRef ds:uri="http://schemas.openxmlformats.org/officeDocument/2006/bibliography"/>
+  </ds:schemaRefs>
+</ds:datastoreItem>
 </file>
--- a/Documention/PocketDeen/PocketDeen Documention.docx
+++ b/Documention/PocketDeen/PocketDeen Documention.docx
@@ -175,6 +175,13 @@
     </w:p>
     <w:sdt>
       <w:sdtPr>
+        <w:rPr>
+          <w:rFonts w:asciiTheme="minorHAnsi" w:eastAsiaTheme="minorEastAsia" w:hAnsiTheme="minorHAnsi" w:cstheme="minorBidi"/>
+          <w:color w:val="auto"/>
+          <w:sz w:val="24"/>
+          <w:szCs w:val="24"/>
+          <w:lang w:val="en-GB" w:eastAsia="ja-JP"/>
+        </w:rPr>
         <w:id w:val="-35047565"/>
         <w:docPartObj>
           <w:docPartGallery w:val="Table of Contents"/>
@@ -183,14 +190,9 @@
       </w:sdtPr>
       <w:sdtEndPr>
         <w:rPr>
-          <w:rFonts w:asciiTheme="minorHAnsi" w:eastAsiaTheme="minorEastAsia" w:hAnsiTheme="minorHAnsi" w:cstheme="minorBidi"/>
           <w:b/>
           <w:bCs/>
           <w:noProof/>
-          <w:color w:val="auto"/>
-          <w:sz w:val="24"/>
-          <w:szCs w:val="24"/>
-          <w:lang w:val="en-GB" w:eastAsia="ja-JP"/>
         </w:rPr>
       </w:sdtEndPr>
       <w:sdtContent>
@@ -5009,6 +5011,7 @@
                 <w:sz w:val="28"/>
                 <w:szCs w:val="28"/>
               </w:rPr>
+              <w:lastRenderedPageBreak/>
               <w:t>The Quran feature is easy to read and has bilingual options so you can translate it into your own language. The Quran page has easier access as they are side by side easy to change.</w:t>
             </w:r>
           </w:p>
@@ -8477,14 +8480,20 @@
     </w:p>
     <w:p>
       <w:pPr>
-        <w:pStyle w:val="Title"/>
-        <w:rPr>
-          <w:u w:val="single"/>
-        </w:rPr>
-      </w:pPr>
-      <w:r>
-        <w:rPr>
-          <w:u w:val="single"/>
+        <w:pStyle w:val="Heading1"/>
+        <w:rPr>
+          <w:b/>
+          <w:bCs/>
+          <w:sz w:val="52"/>
+          <w:szCs w:val="52"/>
+        </w:rPr>
+      </w:pPr>
+      <w:r>
+        <w:rPr>
+          <w:b/>
+          <w:bCs/>
+          <w:sz w:val="52"/>
+          <w:szCs w:val="52"/>
         </w:rPr>
         <w:lastRenderedPageBreak/>
         <w:t>Iterative design</w:t>
@@ -8493,42 +8502,37 @@
     <w:p/>
     <w:p>
       <w:pPr>
-        <w:pStyle w:val="Title"/>
-        <w:rPr>
-          <w:color w:val="156082" w:themeColor="accent1"/>
-          <w:sz w:val="36"/>
-          <w:szCs w:val="36"/>
-        </w:rPr>
-      </w:pPr>
-      <w:r>
-        <w:rPr>
-          <w:color w:val="156082" w:themeColor="accent1"/>
-          <w:sz w:val="36"/>
-          <w:szCs w:val="36"/>
+        <w:pStyle w:val="Heading2"/>
+        <w:rPr>
+          <w:sz w:val="40"/>
+          <w:szCs w:val="40"/>
+        </w:rPr>
+      </w:pPr>
+      <w:r>
+        <w:rPr>
+          <w:sz w:val="40"/>
+          <w:szCs w:val="40"/>
         </w:rPr>
         <w:t>Stage 1</w:t>
       </w:r>
       <w:r>
         <w:rPr>
-          <w:color w:val="156082" w:themeColor="accent1"/>
-          <w:sz w:val="36"/>
-          <w:szCs w:val="36"/>
+          <w:sz w:val="40"/>
+          <w:szCs w:val="40"/>
         </w:rPr>
         <w:t xml:space="preserve"> – D</w:t>
       </w:r>
       <w:r>
         <w:rPr>
-          <w:color w:val="156082" w:themeColor="accent1"/>
-          <w:sz w:val="36"/>
-          <w:szCs w:val="36"/>
+          <w:sz w:val="40"/>
+          <w:szCs w:val="40"/>
         </w:rPr>
         <w:t>esigning the pages using HTML</w:t>
       </w:r>
       <w:r>
         <w:rPr>
-          <w:color w:val="156082" w:themeColor="accent1"/>
-          <w:sz w:val="36"/>
-          <w:szCs w:val="36"/>
+          <w:sz w:val="40"/>
+          <w:szCs w:val="40"/>
         </w:rPr>
         <w:t xml:space="preserve"> &amp; CSS</w:t>
       </w:r>
@@ -8818,6 +8822,9 @@
     <w:p/>
     <w:p>
       <w:r>
+        <w:rPr>
+          <w:noProof/>
+        </w:rPr>
         <w:drawing>
           <wp:inline distT="0" distB="0" distL="0" distR="0" wp14:anchorId="56E72D5E" wp14:editId="4E329622">
             <wp:extent cx="5731510" cy="7451090"/>
@@ -8857,6 +8864,9 @@
     </w:p>
     <w:p>
       <w:r>
+        <w:rPr>
+          <w:noProof/>
+        </w:rPr>
         <w:lastRenderedPageBreak/>
         <w:drawing>
           <wp:inline distT="0" distB="0" distL="0" distR="0" wp14:anchorId="3F703006" wp14:editId="6B378B51">
@@ -8914,7 +8924,45 @@
         <w:t xml:space="preserve"> on one at a time.</w:t>
       </w:r>
     </w:p>
-    <w:p/>
+    <w:p>
+      <w:r>
+        <w:drawing>
+          <wp:inline distT="0" distB="0" distL="0" distR="0" wp14:anchorId="00E36F76" wp14:editId="0EFAD55A">
+            <wp:extent cx="5731510" cy="483870"/>
+            <wp:effectExtent l="0" t="0" r="2540" b="0"/>
+            <wp:docPr id="949433198" name="Picture 1"/>
+            <wp:cNvGraphicFramePr>
+              <a:graphicFrameLocks xmlns:a="http://schemas.openxmlformats.org/drawingml/2006/main" noChangeAspect="1"/>
+            </wp:cNvGraphicFramePr>
+            <a:graphic xmlns:a="http://schemas.openxmlformats.org/drawingml/2006/main">
+              <a:graphicData uri="http://schemas.openxmlformats.org/drawingml/2006/picture">
+                <pic:pic xmlns:pic="http://schemas.openxmlformats.org/drawingml/2006/picture">
+                  <pic:nvPicPr>
+                    <pic:cNvPr id="949433198" name=""/>
+                    <pic:cNvPicPr/>
+                  </pic:nvPicPr>
+                  <pic:blipFill>
+                    <a:blip r:embed="rId37"/>
+                    <a:stretch>
+                      <a:fillRect/>
+                    </a:stretch>
+                  </pic:blipFill>
+                  <pic:spPr>
+                    <a:xfrm>
+                      <a:off x="0" y="0"/>
+                      <a:ext cx="5731510" cy="483870"/>
+                    </a:xfrm>
+                    <a:prstGeom prst="rect">
+                      <a:avLst/>
+                    </a:prstGeom>
+                  </pic:spPr>
+                </pic:pic>
+              </a:graphicData>
+            </a:graphic>
+          </wp:inline>
+        </w:drawing>
+      </w:r>
+    </w:p>
     <w:p/>
     <w:p/>
     <w:p/>
@@ -9580,7 +9628,7 @@
                     <pic:cNvPicPr/>
                   </pic:nvPicPr>
                   <pic:blipFill>
-                    <a:blip r:embed="rId37">
+                    <a:blip r:embed="rId38">
                       <a:extLst>
                         <a:ext uri="{28A0092B-C50C-407E-A947-70E740481C1C}">
                           <a14:useLocalDpi xmlns:a14="http://schemas.microsoft.com/office/drawing/2010/main" val="0"/>
@@ -9856,7 +9904,7 @@
                     <pic:cNvPicPr/>
                   </pic:nvPicPr>
                   <pic:blipFill>
-                    <a:blip r:embed="rId38">
+                    <a:blip r:embed="rId39">
                       <a:extLst>
                         <a:ext uri="{28A0092B-C50C-407E-A947-70E740481C1C}">
                           <a14:useLocalDpi xmlns:a14="http://schemas.microsoft.com/office/drawing/2010/main" val="0"/>
@@ -10178,7 +10226,7 @@
                     <pic:cNvPicPr/>
                   </pic:nvPicPr>
                   <pic:blipFill>
-                    <a:blip r:embed="rId39">
+                    <a:blip r:embed="rId40">
                       <a:extLst>
                         <a:ext uri="{28A0092B-C50C-407E-A947-70E740481C1C}">
                           <a14:useLocalDpi xmlns:a14="http://schemas.microsoft.com/office/drawing/2010/main" val="0"/>
@@ -14732,8 +14780,8 @@
     <w:p/>
     <w:p/>
     <w:sectPr>
-      <w:headerReference w:type="default" r:id="rId40"/>
-      <w:footerReference w:type="default" r:id="rId41"/>
+      <w:headerReference w:type="default" r:id="rId41"/>
+      <w:footerReference w:type="default" r:id="rId42"/>
       <w:pgSz w:w="11906" w:h="16838"/>
       <w:pgMar w:top="1440" w:right="1440" w:bottom="1440" w:left="1440" w:header="720" w:footer="720" w:gutter="0"/>
       <w:cols w:space="720"/>

--- a/Documention/PocketDeen/PocketDeen Documention.docx
+++ b/Documention/PocketDeen/PocketDeen Documention.docx
@@ -2945,7 +2945,7 @@
                 <w:sz w:val="28"/>
                 <w:szCs w:val="28"/>
               </w:rPr>
-              <w:t>god(</w:t>
+              <w:t>god</w:t>
             </w:r>
             <w:proofErr w:type="gramEnd"/>
             <w:r>
@@ -2954,7 +2954,7 @@
                 <w:sz w:val="28"/>
                 <w:szCs w:val="28"/>
               </w:rPr>
-              <w:t xml:space="preserve">Mosques). </w:t>
+              <w:t xml:space="preserve">(Mosques). </w:t>
             </w:r>
           </w:p>
         </w:tc>
@@ -3354,29 +3354,7 @@
           <w:color w:val="0E2841" w:themeColor="text2"/>
         </w:rPr>
         <w:lastRenderedPageBreak/>
-        <w:t xml:space="preserve">Figure </w:t>
-      </w:r>
-      <w:proofErr w:type="gramStart"/>
-      <w:r>
-        <w:rPr>
-          <w:rFonts w:ascii="Aptos" w:eastAsia="Aptos" w:hAnsi="Aptos" w:cs="Aptos"/>
-          <w:b/>
-          <w:bCs/>
-          <w:smallCaps/>
-          <w:color w:val="0E2841" w:themeColor="text2"/>
-        </w:rPr>
-        <w:t>3  Muslim</w:t>
-      </w:r>
-      <w:proofErr w:type="gramEnd"/>
-      <w:r>
-        <w:rPr>
-          <w:rFonts w:ascii="Aptos" w:eastAsia="Aptos" w:hAnsi="Aptos" w:cs="Aptos"/>
-          <w:b/>
-          <w:bCs/>
-          <w:smallCaps/>
-          <w:color w:val="0E2841" w:themeColor="text2"/>
-        </w:rPr>
-        <w:t xml:space="preserve"> pro lessons and videos to help people gain more knowledge</w:t>
+        <w:t>Figure 3  Muslim pro lessons and videos to help people gain more knowledge</w:t>
       </w:r>
     </w:p>
     <w:p>
@@ -5143,25 +5121,7 @@
                 <w:sz w:val="28"/>
                 <w:szCs w:val="28"/>
               </w:rPr>
-              <w:t xml:space="preserve">The prayer timing function is clean and simple. It clearly shows all the prayer times for the day, so users know exactly when to pray. It’s easy to read and doesn’t feel confusing or overloaded. This makes it </w:t>
-            </w:r>
-            <w:proofErr w:type="gramStart"/>
-            <w:r>
-              <w:rPr>
-                <w:rFonts w:ascii="Aptos" w:eastAsia="Aptos" w:hAnsi="Aptos" w:cs="Aptos"/>
-                <w:sz w:val="28"/>
-                <w:szCs w:val="28"/>
-              </w:rPr>
-              <w:t>really helpful</w:t>
-            </w:r>
-            <w:proofErr w:type="gramEnd"/>
-            <w:r>
-              <w:rPr>
-                <w:rFonts w:ascii="Aptos" w:eastAsia="Aptos" w:hAnsi="Aptos" w:cs="Aptos"/>
-                <w:sz w:val="28"/>
-                <w:szCs w:val="28"/>
-              </w:rPr>
-              <w:t xml:space="preserve"> for both new and regular users. As they have a guid on how to pray</w:t>
+              <w:t>The prayer timing function is clean and simple. It clearly shows all the prayer times for the day, so users know exactly when to pray. It’s easy to read and doesn’t feel confusing or overloaded. This makes it really helpful for both new and regular users. As they have a guid on how to pray</w:t>
             </w:r>
           </w:p>
         </w:tc>
@@ -5607,27 +5567,7 @@
           <w:sz w:val="28"/>
           <w:szCs w:val="28"/>
         </w:rPr>
-        <w:t xml:space="preserve">The simple menu includes a direction to pray, prayer times and a </w:t>
-      </w:r>
-      <w:proofErr w:type="gramStart"/>
-      <w:r>
-        <w:rPr>
-          <w:rFonts w:ascii="Aptos" w:eastAsia="Aptos" w:hAnsi="Aptos" w:cs="Aptos"/>
-          <w:color w:val="000000" w:themeColor="text1"/>
-          <w:sz w:val="28"/>
-          <w:szCs w:val="28"/>
-        </w:rPr>
-        <w:t>tally(</w:t>
-      </w:r>
-      <w:proofErr w:type="gramEnd"/>
-      <w:r>
-        <w:rPr>
-          <w:rFonts w:ascii="Aptos" w:eastAsia="Aptos" w:hAnsi="Aptos" w:cs="Aptos"/>
-          <w:color w:val="000000" w:themeColor="text1"/>
-          <w:sz w:val="28"/>
-          <w:szCs w:val="28"/>
-        </w:rPr>
-        <w:t>like simplistic features that Muslims need to keep track)</w:t>
+        <w:t>The simple menu includes a direction to pray, prayer times and a tally(like simplistic features that Muslims need to keep track)</w:t>
       </w:r>
     </w:p>
     <w:p>
@@ -6804,25 +6744,7 @@
                 <w:sz w:val="28"/>
                 <w:szCs w:val="28"/>
               </w:rPr>
-              <w:t xml:space="preserve">A feature that places a how </w:t>
-            </w:r>
-            <w:proofErr w:type="gramStart"/>
-            <w:r>
-              <w:rPr>
-                <w:rFonts w:ascii="Aptos" w:eastAsia="Aptos" w:hAnsi="Aptos" w:cs="Aptos"/>
-                <w:sz w:val="28"/>
-                <w:szCs w:val="28"/>
-              </w:rPr>
-              <w:t>to(</w:t>
-            </w:r>
-            <w:proofErr w:type="gramEnd"/>
-            <w:r>
-              <w:rPr>
-                <w:rFonts w:ascii="Aptos" w:eastAsia="Aptos" w:hAnsi="Aptos" w:cs="Aptos"/>
-                <w:sz w:val="28"/>
-                <w:szCs w:val="28"/>
-              </w:rPr>
-              <w:t>like pray)</w:t>
+              <w:t>A feature that places a how to(like pray)</w:t>
             </w:r>
           </w:p>
         </w:tc>
@@ -7252,27 +7174,7 @@
           <w:szCs w:val="22"/>
         </w:rPr>
         <w:lastRenderedPageBreak/>
-        <w:t xml:space="preserve">The expandable menu option (click to open/close) provides a clean and simple interface. This is important because people who want quick access to religious information on the go, for example during travel or at work. A collapsible menu avoids clutter while </w:t>
-      </w:r>
-      <w:proofErr w:type="gramStart"/>
-      <w:r>
-        <w:rPr>
-          <w:rFonts w:ascii="Calibri" w:eastAsia="Calibri" w:hAnsi="Calibri" w:cs="Calibri"/>
-          <w:color w:val="000000" w:themeColor="text1"/>
-          <w:sz w:val="22"/>
-          <w:szCs w:val="22"/>
-        </w:rPr>
-        <w:t>still keeping</w:t>
-      </w:r>
-      <w:proofErr w:type="gramEnd"/>
-      <w:r>
-        <w:rPr>
-          <w:rFonts w:ascii="Calibri" w:eastAsia="Calibri" w:hAnsi="Calibri" w:cs="Calibri"/>
-          <w:color w:val="000000" w:themeColor="text1"/>
-          <w:sz w:val="22"/>
-          <w:szCs w:val="22"/>
-        </w:rPr>
-        <w:t xml:space="preserve"> the most important pages accessible.</w:t>
+        <w:t>The expandable menu option (click to open/close) provides a clean and simple interface. This is important because people who want quick access to religious information on the go, for example during travel or at work. A collapsible menu avoids clutter while still keeping the most important pages accessible.</w:t>
       </w:r>
     </w:p>
     <w:p>
@@ -8550,15 +8452,7 @@
     </w:p>
     <w:p>
       <w:r>
-        <w:t xml:space="preserve">For this stage I don’t have a </w:t>
-      </w:r>
-      <w:proofErr w:type="gramStart"/>
-      <w:r>
-        <w:t>flowchart  as</w:t>
-      </w:r>
-      <w:proofErr w:type="gramEnd"/>
-      <w:r>
-        <w:t xml:space="preserve"> its just design </w:t>
+        <w:t xml:space="preserve">For this stage I don’t have a flowchart  as its just design </w:t>
       </w:r>
     </w:p>
     <w:p>
@@ -8632,13 +8526,8 @@
             <w:tcW w:w="2405" w:type="dxa"/>
           </w:tcPr>
           <w:p>
-            <w:proofErr w:type="gramStart"/>
-            <w:r>
-              <w:t>new(</w:t>
-            </w:r>
-            <w:proofErr w:type="gramEnd"/>
-            <w:r>
-              <w:t xml:space="preserve">) </w:t>
+            <w:r>
+              <w:t xml:space="preserve">new() </w:t>
             </w:r>
           </w:p>
           <w:p>
@@ -8667,33 +8556,18 @@
             <w:tcW w:w="2405" w:type="dxa"/>
           </w:tcPr>
           <w:p>
-            <w:proofErr w:type="gramStart"/>
-            <w:r>
-              <w:t>new(</w:t>
-            </w:r>
-            <w:proofErr w:type="gramEnd"/>
-            <w:r>
-              <w:t>)</w:t>
-            </w:r>
-          </w:p>
-          <w:p>
-            <w:proofErr w:type="gramStart"/>
-            <w:r>
-              <w:t>search(</w:t>
-            </w:r>
-            <w:proofErr w:type="gramEnd"/>
-            <w:r>
-              <w:t>)</w:t>
-            </w:r>
-          </w:p>
-          <w:p>
-            <w:proofErr w:type="gramStart"/>
-            <w:r>
-              <w:t>Keyword(</w:t>
-            </w:r>
-            <w:proofErr w:type="gramEnd"/>
-            <w:r>
-              <w:t xml:space="preserve">) </w:t>
+            <w:r>
+              <w:t>new()</w:t>
+            </w:r>
+          </w:p>
+          <w:p>
+            <w:r>
+              <w:t>search()</w:t>
+            </w:r>
+          </w:p>
+          <w:p>
+            <w:r>
+              <w:t xml:space="preserve">Keyword() </w:t>
             </w:r>
           </w:p>
           <w:p>
@@ -8926,6 +8800,9 @@
     </w:p>
     <w:p>
       <w:r>
+        <w:rPr>
+          <w:noProof/>
+        </w:rPr>
         <w:drawing>
           <wp:inline distT="0" distB="0" distL="0" distR="0" wp14:anchorId="00E36F76" wp14:editId="0EFAD55A">
             <wp:extent cx="5731510" cy="483870"/>
@@ -8963,12 +8840,868 @@
         </w:drawing>
       </w:r>
     </w:p>
+    <w:p>
+      <w:r>
+        <w:drawing>
+          <wp:inline distT="0" distB="0" distL="0" distR="0" wp14:anchorId="27BD40F2" wp14:editId="6FC24254">
+            <wp:extent cx="3305636" cy="3496163"/>
+            <wp:effectExtent l="0" t="0" r="9525" b="9525"/>
+            <wp:docPr id="945448199" name="Picture 1" descr="A screenshot of a computer code&#10;&#10;AI-generated content may be incorrect."/>
+            <wp:cNvGraphicFramePr>
+              <a:graphicFrameLocks xmlns:a="http://schemas.openxmlformats.org/drawingml/2006/main" noChangeAspect="1"/>
+            </wp:cNvGraphicFramePr>
+            <a:graphic xmlns:a="http://schemas.openxmlformats.org/drawingml/2006/main">
+              <a:graphicData uri="http://schemas.openxmlformats.org/drawingml/2006/picture">
+                <pic:pic xmlns:pic="http://schemas.openxmlformats.org/drawingml/2006/picture">
+                  <pic:nvPicPr>
+                    <pic:cNvPr id="945448199" name="Picture 1" descr="A screenshot of a computer code&#10;&#10;AI-generated content may be incorrect."/>
+                    <pic:cNvPicPr/>
+                  </pic:nvPicPr>
+                  <pic:blipFill>
+                    <a:blip r:embed="rId38"/>
+                    <a:stretch>
+                      <a:fillRect/>
+                    </a:stretch>
+                  </pic:blipFill>
+                  <pic:spPr>
+                    <a:xfrm>
+                      <a:off x="0" y="0"/>
+                      <a:ext cx="3305636" cy="3496163"/>
+                    </a:xfrm>
+                    <a:prstGeom prst="rect">
+                      <a:avLst/>
+                    </a:prstGeom>
+                  </pic:spPr>
+                </pic:pic>
+              </a:graphicData>
+            </a:graphic>
+          </wp:inline>
+        </w:drawing>
+      </w:r>
+    </w:p>
+    <w:p>
+      <w:r>
+        <w:t>First, I created this so I can follow my plan G</w:t>
+      </w:r>
+      <w:r>
+        <w:t>ui.</w:t>
+      </w:r>
+    </w:p>
+    <w:p>
+      <w:r>
+        <w:t xml:space="preserve">Reference: </w:t>
+      </w:r>
+      <w:hyperlink r:id="rId39" w:history="1">
+        <w:r>
+          <w:rPr>
+            <w:rStyle w:val="Hyperlink"/>
+          </w:rPr>
+          <w:t>https://www.w3schools.com/css/css_boxmodel.asp</w:t>
+        </w:r>
+      </w:hyperlink>
+    </w:p>
+    <w:p>
+      <w:r>
+        <w:rPr>
+          <w:noProof/>
+        </w:rPr>
+        <w:lastRenderedPageBreak/>
+        <mc:AlternateContent>
+          <mc:Choice Requires="wpi">
+            <w:drawing>
+              <wp:anchor distT="0" distB="0" distL="114300" distR="114300" simplePos="0" relativeHeight="251663360" behindDoc="0" locked="0" layoutInCell="1" allowOverlap="1" wp14:anchorId="375628C2" wp14:editId="521CE7FC">
+                <wp:simplePos x="0" y="0"/>
+                <wp:positionH relativeFrom="column">
+                  <wp:posOffset>338455</wp:posOffset>
+                </wp:positionH>
+                <wp:positionV relativeFrom="paragraph">
+                  <wp:posOffset>1663436</wp:posOffset>
+                </wp:positionV>
+                <wp:extent cx="628200" cy="59040"/>
+                <wp:effectExtent l="95250" t="152400" r="95885" b="151130"/>
+                <wp:wrapNone/>
+                <wp:docPr id="1401094200" name="Ink 5"/>
+                <wp:cNvGraphicFramePr/>
+                <a:graphic xmlns:a="http://schemas.openxmlformats.org/drawingml/2006/main">
+                  <a:graphicData uri="http://schemas.microsoft.com/office/word/2010/wordprocessingInk">
+                    <w14:contentPart bwMode="auto" r:id="rId40">
+                      <w14:nvContentPartPr>
+                        <w14:cNvContentPartPr/>
+                      </w14:nvContentPartPr>
+                      <w14:xfrm>
+                        <a:off x="0" y="0"/>
+                        <a:ext cx="628200" cy="59040"/>
+                      </w14:xfrm>
+                    </w14:contentPart>
+                  </a:graphicData>
+                </a:graphic>
+                <wp14:sizeRelV relativeFrom="margin">
+                  <wp14:pctHeight>0</wp14:pctHeight>
+                </wp14:sizeRelV>
+              </wp:anchor>
+            </w:drawing>
+          </mc:Choice>
+          <mc:Fallback>
+            <w:pict>
+              <v:shapetype w14:anchorId="5761EA95" id="_x0000_t75" coordsize="21600,21600" o:spt="75" o:preferrelative="t" path="m@4@5l@4@11@9@11@9@5xe" filled="f" stroked="f">
+                <v:stroke joinstyle="miter"/>
+                <v:formulas>
+                  <v:f eqn="if lineDrawn pixelLineWidth 0"/>
+                  <v:f eqn="sum @0 1 0"/>
+                  <v:f eqn="sum 0 0 @1"/>
+                  <v:f eqn="prod @2 1 2"/>
+                  <v:f eqn="prod @3 21600 pixelWidth"/>
+                  <v:f eqn="prod @3 21600 pixelHeight"/>
+                  <v:f eqn="sum @0 0 1"/>
+                  <v:f eqn="prod @6 1 2"/>
+                  <v:f eqn="prod @7 21600 pixelWidth"/>
+                  <v:f eqn="sum @8 21600 0"/>
+                  <v:f eqn="prod @7 21600 pixelHeight"/>
+                  <v:f eqn="sum @10 21600 0"/>
+                </v:formulas>
+                <v:path o:extrusionok="f" gradientshapeok="t" o:connecttype="rect"/>
+                <o:lock v:ext="edit" aspectratio="t"/>
+              </v:shapetype>
+              <v:shape id="Ink 5" o:spid="_x0000_s1026" type="#_x0000_t75" style="position:absolute;margin-left:22.45pt;margin-top:122.5pt;width:57.95pt;height:21.7pt;z-index:251663360;visibility:visible;mso-wrap-style:square;mso-height-percent:0;mso-wrap-distance-left:9pt;mso-wrap-distance-top:0;mso-wrap-distance-right:9pt;mso-wrap-distance-bottom:0;mso-position-horizontal:absolute;mso-position-horizontal-relative:text;mso-position-vertical:absolute;mso-position-vertical-relative:text;mso-height-percent:0;mso-height-relative:margin" o:gfxdata="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">
+                <v:imagedata r:id="rId41" o:title=""/>
+              </v:shape>
+            </w:pict>
+          </mc:Fallback>
+        </mc:AlternateContent>
+      </w:r>
+      <w:r>
+        <w:rPr>
+          <w:noProof/>
+        </w:rPr>
+        <mc:AlternateContent>
+          <mc:Choice Requires="wpi">
+            <w:drawing>
+              <wp:anchor distT="0" distB="0" distL="114300" distR="114300" simplePos="0" relativeHeight="251662336" behindDoc="0" locked="0" layoutInCell="1" allowOverlap="1" wp14:anchorId="3D97E2C3" wp14:editId="38FFB5C6">
+                <wp:simplePos x="0" y="0"/>
+                <wp:positionH relativeFrom="column">
+                  <wp:posOffset>270737</wp:posOffset>
+                </wp:positionH>
+                <wp:positionV relativeFrom="paragraph">
+                  <wp:posOffset>1903574</wp:posOffset>
+                </wp:positionV>
+                <wp:extent cx="696240" cy="34920"/>
+                <wp:effectExtent l="95250" t="152400" r="104140" b="156210"/>
+                <wp:wrapNone/>
+                <wp:docPr id="23018906" name="Ink 4"/>
+                <wp:cNvGraphicFramePr/>
+                <a:graphic xmlns:a="http://schemas.openxmlformats.org/drawingml/2006/main">
+                  <a:graphicData uri="http://schemas.microsoft.com/office/word/2010/wordprocessingInk">
+                    <w14:contentPart bwMode="auto" r:id="rId42">
+                      <w14:nvContentPartPr>
+                        <w14:cNvContentPartPr/>
+                      </w14:nvContentPartPr>
+                      <w14:xfrm>
+                        <a:off x="0" y="0"/>
+                        <a:ext cx="696240" cy="34920"/>
+                      </w14:xfrm>
+                    </w14:contentPart>
+                  </a:graphicData>
+                </a:graphic>
+              </wp:anchor>
+            </w:drawing>
+          </mc:Choice>
+          <mc:Fallback>
+            <w:pict>
+              <v:shape w14:anchorId="5E60B457" id="Ink 4" o:spid="_x0000_s1026" type="#_x0000_t75" style="position:absolute;margin-left:17.05pt;margin-top:141.4pt;width:63.3pt;height:19.8pt;z-index:251662336;visibility:visible;mso-wrap-style:square;mso-wrap-distance-left:9pt;mso-wrap-distance-top:0;mso-wrap-distance-right:9pt;mso-wrap-distance-bottom:0;mso-position-horizontal:absolute;mso-position-horizontal-relative:text;mso-position-vertical:absolute;mso-position-vertical-relative:text" o:gfxdata="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">
+                <v:imagedata r:id="rId43" o:title=""/>
+              </v:shape>
+            </w:pict>
+          </mc:Fallback>
+        </mc:AlternateContent>
+      </w:r>
+      <w:r>
+        <w:rPr>
+          <w:noProof/>
+        </w:rPr>
+        <mc:AlternateContent>
+          <mc:Choice Requires="wpi">
+            <w:drawing>
+              <wp:anchor distT="0" distB="0" distL="114300" distR="114300" simplePos="0" relativeHeight="251660288" behindDoc="0" locked="0" layoutInCell="1" allowOverlap="1" wp14:anchorId="61123ADE" wp14:editId="1952A6EC">
+                <wp:simplePos x="0" y="0"/>
+                <wp:positionH relativeFrom="column">
+                  <wp:posOffset>404626</wp:posOffset>
+                </wp:positionH>
+                <wp:positionV relativeFrom="paragraph">
+                  <wp:posOffset>2087233</wp:posOffset>
+                </wp:positionV>
+                <wp:extent cx="724680" cy="17640"/>
+                <wp:effectExtent l="95250" t="152400" r="94615" b="154305"/>
+                <wp:wrapNone/>
+                <wp:docPr id="385636243" name="Ink 2"/>
+                <wp:cNvGraphicFramePr/>
+                <a:graphic xmlns:a="http://schemas.openxmlformats.org/drawingml/2006/main">
+                  <a:graphicData uri="http://schemas.microsoft.com/office/word/2010/wordprocessingInk">
+                    <w14:contentPart bwMode="auto" r:id="rId44">
+                      <w14:nvContentPartPr>
+                        <w14:cNvContentPartPr/>
+                      </w14:nvContentPartPr>
+                      <w14:xfrm>
+                        <a:off x="0" y="0"/>
+                        <a:ext cx="724680" cy="17640"/>
+                      </w14:xfrm>
+                    </w14:contentPart>
+                  </a:graphicData>
+                </a:graphic>
+              </wp:anchor>
+            </w:drawing>
+          </mc:Choice>
+          <mc:Fallback>
+            <w:pict>
+              <v:shape w14:anchorId="0F4D7305" id="Ink 2" o:spid="_x0000_s1026" type="#_x0000_t75" style="position:absolute;margin-left:27.65pt;margin-top:155.85pt;width:65.55pt;height:18.4pt;z-index:251660288;visibility:visible;mso-wrap-style:square;mso-wrap-distance-left:9pt;mso-wrap-distance-top:0;mso-wrap-distance-right:9pt;mso-wrap-distance-bottom:0;mso-position-horizontal:absolute;mso-position-horizontal-relative:text;mso-position-vertical:absolute;mso-position-vertical-relative:text" o:gfxdata="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">
+                <v:imagedata r:id="rId45" o:title=""/>
+              </v:shape>
+            </w:pict>
+          </mc:Fallback>
+        </mc:AlternateContent>
+      </w:r>
+      <w:r>
+        <w:rPr>
+          <w:noProof/>
+        </w:rPr>
+        <w:t xml:space="preserve"> </w:t>
+      </w:r>
+      <w:r>
+        <w:drawing>
+          <wp:inline distT="0" distB="0" distL="0" distR="0" wp14:anchorId="7315B9B4" wp14:editId="0D4FCD7A">
+            <wp:extent cx="5515745" cy="3153215"/>
+            <wp:effectExtent l="0" t="0" r="8890" b="9525"/>
+            <wp:docPr id="1922189110" name="Picture 1" descr="A screenshot of a computer program&#10;&#10;AI-generated content may be incorrect."/>
+            <wp:cNvGraphicFramePr>
+              <a:graphicFrameLocks xmlns:a="http://schemas.openxmlformats.org/drawingml/2006/main" noChangeAspect="1"/>
+            </wp:cNvGraphicFramePr>
+            <a:graphic xmlns:a="http://schemas.openxmlformats.org/drawingml/2006/main">
+              <a:graphicData uri="http://schemas.openxmlformats.org/drawingml/2006/picture">
+                <pic:pic xmlns:pic="http://schemas.openxmlformats.org/drawingml/2006/picture">
+                  <pic:nvPicPr>
+                    <pic:cNvPr id="1922189110" name="Picture 1" descr="A screenshot of a computer program&#10;&#10;AI-generated content may be incorrect."/>
+                    <pic:cNvPicPr/>
+                  </pic:nvPicPr>
+                  <pic:blipFill>
+                    <a:blip r:embed="rId46"/>
+                    <a:stretch>
+                      <a:fillRect/>
+                    </a:stretch>
+                  </pic:blipFill>
+                  <pic:spPr>
+                    <a:xfrm>
+                      <a:off x="0" y="0"/>
+                      <a:ext cx="5515745" cy="3153215"/>
+                    </a:xfrm>
+                    <a:prstGeom prst="rect">
+                      <a:avLst/>
+                    </a:prstGeom>
+                  </pic:spPr>
+                </pic:pic>
+              </a:graphicData>
+            </a:graphic>
+          </wp:inline>
+        </w:drawing>
+      </w:r>
+    </w:p>
+    <w:p>
+      <w:r>
+        <w:t xml:space="preserve">I used this to make the box model the yellow is the only thing I copied </w:t>
+      </w:r>
+    </w:p>
     <w:p/>
     <w:p/>
     <w:p/>
     <w:p>
       <w:r>
-        <w:br w:type="page"/>
+        <w:t>I decided to separate the files to 3 parts HTML, JavaScript and CSS</w:t>
+      </w:r>
+    </w:p>
+    <w:p>
+      <w:r>
+        <w:drawing>
+          <wp:inline distT="0" distB="0" distL="0" distR="0" wp14:anchorId="77CA2747" wp14:editId="185595BC">
+            <wp:extent cx="5731510" cy="945515"/>
+            <wp:effectExtent l="0" t="0" r="2540" b="6985"/>
+            <wp:docPr id="2062581924" name="Picture 1" descr="A screenshot of a computer&#10;&#10;AI-generated content may be incorrect."/>
+            <wp:cNvGraphicFramePr>
+              <a:graphicFrameLocks xmlns:a="http://schemas.openxmlformats.org/drawingml/2006/main" noChangeAspect="1"/>
+            </wp:cNvGraphicFramePr>
+            <a:graphic xmlns:a="http://schemas.openxmlformats.org/drawingml/2006/main">
+              <a:graphicData uri="http://schemas.openxmlformats.org/drawingml/2006/picture">
+                <pic:pic xmlns:pic="http://schemas.openxmlformats.org/drawingml/2006/picture">
+                  <pic:nvPicPr>
+                    <pic:cNvPr id="2062581924" name="Picture 1" descr="A screenshot of a computer&#10;&#10;AI-generated content may be incorrect."/>
+                    <pic:cNvPicPr/>
+                  </pic:nvPicPr>
+                  <pic:blipFill>
+                    <a:blip r:embed="rId47"/>
+                    <a:stretch>
+                      <a:fillRect/>
+                    </a:stretch>
+                  </pic:blipFill>
+                  <pic:spPr>
+                    <a:xfrm>
+                      <a:off x="0" y="0"/>
+                      <a:ext cx="5731510" cy="945515"/>
+                    </a:xfrm>
+                    <a:prstGeom prst="rect">
+                      <a:avLst/>
+                    </a:prstGeom>
+                  </pic:spPr>
+                </pic:pic>
+              </a:graphicData>
+            </a:graphic>
+          </wp:inline>
+        </w:drawing>
+      </w:r>
+    </w:p>
+    <w:p>
+      <w:r>
+        <w:t xml:space="preserve">I connected the ccs file with the HTML </w:t>
+      </w:r>
+      <w:r>
+        <w:t>file first.</w:t>
+      </w:r>
+    </w:p>
+    <w:p>
+      <w:r>
+        <w:drawing>
+          <wp:inline distT="0" distB="0" distL="0" distR="0" wp14:anchorId="5419E92D" wp14:editId="01135745">
+            <wp:extent cx="3658111" cy="171474"/>
+            <wp:effectExtent l="0" t="0" r="0" b="0"/>
+            <wp:docPr id="405921809" name="Picture 1"/>
+            <wp:cNvGraphicFramePr>
+              <a:graphicFrameLocks xmlns:a="http://schemas.openxmlformats.org/drawingml/2006/main" noChangeAspect="1"/>
+            </wp:cNvGraphicFramePr>
+            <a:graphic xmlns:a="http://schemas.openxmlformats.org/drawingml/2006/main">
+              <a:graphicData uri="http://schemas.openxmlformats.org/drawingml/2006/picture">
+                <pic:pic xmlns:pic="http://schemas.openxmlformats.org/drawingml/2006/picture">
+                  <pic:nvPicPr>
+                    <pic:cNvPr id="405921809" name=""/>
+                    <pic:cNvPicPr/>
+                  </pic:nvPicPr>
+                  <pic:blipFill>
+                    <a:blip r:embed="rId48"/>
+                    <a:stretch>
+                      <a:fillRect/>
+                    </a:stretch>
+                  </pic:blipFill>
+                  <pic:spPr>
+                    <a:xfrm>
+                      <a:off x="0" y="0"/>
+                      <a:ext cx="3658111" cy="171474"/>
+                    </a:xfrm>
+                    <a:prstGeom prst="rect">
+                      <a:avLst/>
+                    </a:prstGeom>
+                  </pic:spPr>
+                </pic:pic>
+              </a:graphicData>
+            </a:graphic>
+          </wp:inline>
+        </w:drawing>
+      </w:r>
+      <w:r>
+        <w:t xml:space="preserve">  </w:t>
+      </w:r>
+    </w:p>
+    <w:p>
+      <w:r>
+        <w:t xml:space="preserve">I didn’t connect anything to the </w:t>
+      </w:r>
+      <w:r>
+        <w:t>JavaScript file as its currently empty</w:t>
+      </w:r>
+    </w:p>
+    <w:p>
+      <w:r>
+        <w:lastRenderedPageBreak/>
+        <w:drawing>
+          <wp:inline distT="0" distB="0" distL="0" distR="0" wp14:anchorId="3DE4B175" wp14:editId="08778199">
+            <wp:extent cx="3924848" cy="3515216"/>
+            <wp:effectExtent l="0" t="0" r="0" b="9525"/>
+            <wp:docPr id="357467723" name="Picture 1" descr="A screenshot of a computer program&#10;&#10;AI-generated content may be incorrect."/>
+            <wp:cNvGraphicFramePr>
+              <a:graphicFrameLocks xmlns:a="http://schemas.openxmlformats.org/drawingml/2006/main" noChangeAspect="1"/>
+            </wp:cNvGraphicFramePr>
+            <a:graphic xmlns:a="http://schemas.openxmlformats.org/drawingml/2006/main">
+              <a:graphicData uri="http://schemas.openxmlformats.org/drawingml/2006/picture">
+                <pic:pic xmlns:pic="http://schemas.openxmlformats.org/drawingml/2006/picture">
+                  <pic:nvPicPr>
+                    <pic:cNvPr id="357467723" name="Picture 1" descr="A screenshot of a computer program&#10;&#10;AI-generated content may be incorrect."/>
+                    <pic:cNvPicPr/>
+                  </pic:nvPicPr>
+                  <pic:blipFill>
+                    <a:blip r:embed="rId49"/>
+                    <a:stretch>
+                      <a:fillRect/>
+                    </a:stretch>
+                  </pic:blipFill>
+                  <pic:spPr>
+                    <a:xfrm>
+                      <a:off x="0" y="0"/>
+                      <a:ext cx="3924848" cy="3515216"/>
+                    </a:xfrm>
+                    <a:prstGeom prst="rect">
+                      <a:avLst/>
+                    </a:prstGeom>
+                  </pic:spPr>
+                </pic:pic>
+              </a:graphicData>
+            </a:graphic>
+          </wp:inline>
+        </w:drawing>
+      </w:r>
+    </w:p>
+    <w:p>
+      <w:r>
+        <w:t xml:space="preserve">I attempted to align the </w:t>
+      </w:r>
+      <w:r>
+        <w:rPr>
+          <w:i/>
+          <w:iCs/>
+        </w:rPr>
+        <w:t>PocketDeen</w:t>
+      </w:r>
+      <w:r>
+        <w:t xml:space="preserve"> title at the </w:t>
+      </w:r>
+      <w:r>
+        <w:t>centre</w:t>
+      </w:r>
+      <w:r>
+        <w:t xml:space="preserve"> of the page in accordance with my GUI plan, but the outcome was not as effective as intended.</w:t>
+      </w:r>
+    </w:p>
+    <w:p/>
+    <w:p>
+      <w:r>
+        <w:drawing>
+          <wp:inline distT="0" distB="0" distL="0" distR="0" wp14:anchorId="2828AFA7" wp14:editId="3BE7626D">
+            <wp:extent cx="2067213" cy="466790"/>
+            <wp:effectExtent l="0" t="0" r="9525" b="9525"/>
+            <wp:docPr id="1436953050" name="Picture 1"/>
+            <wp:cNvGraphicFramePr>
+              <a:graphicFrameLocks xmlns:a="http://schemas.openxmlformats.org/drawingml/2006/main" noChangeAspect="1"/>
+            </wp:cNvGraphicFramePr>
+            <a:graphic xmlns:a="http://schemas.openxmlformats.org/drawingml/2006/main">
+              <a:graphicData uri="http://schemas.openxmlformats.org/drawingml/2006/picture">
+                <pic:pic xmlns:pic="http://schemas.openxmlformats.org/drawingml/2006/picture">
+                  <pic:nvPicPr>
+                    <pic:cNvPr id="1436953050" name=""/>
+                    <pic:cNvPicPr/>
+                  </pic:nvPicPr>
+                  <pic:blipFill>
+                    <a:blip r:embed="rId50"/>
+                    <a:stretch>
+                      <a:fillRect/>
+                    </a:stretch>
+                  </pic:blipFill>
+                  <pic:spPr>
+                    <a:xfrm>
+                      <a:off x="0" y="0"/>
+                      <a:ext cx="2067213" cy="466790"/>
+                    </a:xfrm>
+                    <a:prstGeom prst="rect">
+                      <a:avLst/>
+                    </a:prstGeom>
+                  </pic:spPr>
+                </pic:pic>
+              </a:graphicData>
+            </a:graphic>
+          </wp:inline>
+        </w:drawing>
+      </w:r>
+    </w:p>
+    <w:p>
+      <w:r>
+        <w:t xml:space="preserve">I changed </w:t>
+      </w:r>
+      <w:r>
+        <w:t xml:space="preserve">the first image above </w:t>
+      </w:r>
+    </w:p>
+    <w:p>
+      <w:r>
+        <w:drawing>
+          <wp:inline distT="0" distB="0" distL="0" distR="0" wp14:anchorId="1274237E" wp14:editId="7E943AD5">
+            <wp:extent cx="1390844" cy="666843"/>
+            <wp:effectExtent l="0" t="0" r="0" b="0"/>
+            <wp:docPr id="419652359" name="Picture 1" descr="A black and red text on a white background&#10;&#10;AI-generated content may be incorrect."/>
+            <wp:cNvGraphicFramePr>
+              <a:graphicFrameLocks xmlns:a="http://schemas.openxmlformats.org/drawingml/2006/main" noChangeAspect="1"/>
+            </wp:cNvGraphicFramePr>
+            <a:graphic xmlns:a="http://schemas.openxmlformats.org/drawingml/2006/main">
+              <a:graphicData uri="http://schemas.openxmlformats.org/drawingml/2006/picture">
+                <pic:pic xmlns:pic="http://schemas.openxmlformats.org/drawingml/2006/picture">
+                  <pic:nvPicPr>
+                    <pic:cNvPr id="419652359" name="Picture 1" descr="A black and red text on a white background&#10;&#10;AI-generated content may be incorrect."/>
+                    <pic:cNvPicPr/>
+                  </pic:nvPicPr>
+                  <pic:blipFill>
+                    <a:blip r:embed="rId51"/>
+                    <a:stretch>
+                      <a:fillRect/>
+                    </a:stretch>
+                  </pic:blipFill>
+                  <pic:spPr>
+                    <a:xfrm>
+                      <a:off x="0" y="0"/>
+                      <a:ext cx="1390844" cy="666843"/>
+                    </a:xfrm>
+                    <a:prstGeom prst="rect">
+                      <a:avLst/>
+                    </a:prstGeom>
+                  </pic:spPr>
+                </pic:pic>
+              </a:graphicData>
+            </a:graphic>
+          </wp:inline>
+        </w:drawing>
+      </w:r>
+    </w:p>
+    <w:p>
+      <w:r>
+        <w:t>For the first image above, I wanted to test if placing it under the same tag would make it work, but the result was still ineffective.</w:t>
+      </w:r>
+    </w:p>
+    <w:p/>
+    <w:p>
+      <w:r>
+        <w:drawing>
+          <wp:inline distT="0" distB="0" distL="0" distR="0" wp14:anchorId="527A7D9B" wp14:editId="485B2CCB">
+            <wp:extent cx="2362530" cy="1190791"/>
+            <wp:effectExtent l="0" t="0" r="0" b="9525"/>
+            <wp:docPr id="1773105560" name="Picture 1" descr="A screenshot of a computer code&#10;&#10;AI-generated content may be incorrect."/>
+            <wp:cNvGraphicFramePr>
+              <a:graphicFrameLocks xmlns:a="http://schemas.openxmlformats.org/drawingml/2006/main" noChangeAspect="1"/>
+            </wp:cNvGraphicFramePr>
+            <a:graphic xmlns:a="http://schemas.openxmlformats.org/drawingml/2006/main">
+              <a:graphicData uri="http://schemas.openxmlformats.org/drawingml/2006/picture">
+                <pic:pic xmlns:pic="http://schemas.openxmlformats.org/drawingml/2006/picture">
+                  <pic:nvPicPr>
+                    <pic:cNvPr id="1773105560" name="Picture 1" descr="A screenshot of a computer code&#10;&#10;AI-generated content may be incorrect."/>
+                    <pic:cNvPicPr/>
+                  </pic:nvPicPr>
+                  <pic:blipFill>
+                    <a:blip r:embed="rId52"/>
+                    <a:stretch>
+                      <a:fillRect/>
+                    </a:stretch>
+                  </pic:blipFill>
+                  <pic:spPr>
+                    <a:xfrm>
+                      <a:off x="0" y="0"/>
+                      <a:ext cx="2362530" cy="1190791"/>
+                    </a:xfrm>
+                    <a:prstGeom prst="rect">
+                      <a:avLst/>
+                    </a:prstGeom>
+                  </pic:spPr>
+                </pic:pic>
+              </a:graphicData>
+            </a:graphic>
+          </wp:inline>
+        </w:drawing>
+      </w:r>
+    </w:p>
+    <w:p/>
+    <w:p>
+      <w:r>
+        <w:lastRenderedPageBreak/>
+        <w:t xml:space="preserve">I then decided to adjust the </w:t>
+      </w:r>
+      <w:r>
+        <w:rPr>
+          <w:rStyle w:val="HTMLCode"/>
+          <w:rFonts w:asciiTheme="minorHAnsi" w:eastAsiaTheme="majorEastAsia" w:hAnsiTheme="minorHAnsi"/>
+          <w:sz w:val="24"/>
+          <w:szCs w:val="24"/>
+        </w:rPr>
+        <w:t>margin-left</w:t>
+      </w:r>
+      <w:r>
+        <w:rPr>
+          <w:sz w:val="32"/>
+          <w:szCs w:val="32"/>
+        </w:rPr>
+        <w:t xml:space="preserve"> </w:t>
+      </w:r>
+      <w:r>
+        <w:t>property, which successfully resolved the issue. Although I’m unsure whether all the previous steps were required, I’m pleased with the result.</w:t>
+      </w:r>
+    </w:p>
+    <w:p/>
+    <w:p>
+      <w:r>
+        <w:t xml:space="preserve">I wanted to make the square filled in like my </w:t>
+      </w:r>
+      <w:proofErr w:type="spellStart"/>
+      <w:r>
+        <w:t>gui</w:t>
+      </w:r>
+      <w:proofErr w:type="spellEnd"/>
+      <w:r>
+        <w:t xml:space="preserve"> </w:t>
+      </w:r>
+      <w:proofErr w:type="gramStart"/>
+      <w:r>
+        <w:t>plan</w:t>
+      </w:r>
+      <w:proofErr w:type="gramEnd"/>
+      <w:r>
+        <w:t xml:space="preserve"> so I tested it</w:t>
+      </w:r>
+    </w:p>
+    <w:p>
+      <w:r>
+        <w:drawing>
+          <wp:inline distT="0" distB="0" distL="0" distR="0" wp14:anchorId="314DBA7D" wp14:editId="2875DB66">
+            <wp:extent cx="5731510" cy="859155"/>
+            <wp:effectExtent l="0" t="0" r="2540" b="0"/>
+            <wp:docPr id="1466576568" name="Picture 1" descr="A green rectangle with black text&#10;&#10;AI-generated content may be incorrect."/>
+            <wp:cNvGraphicFramePr>
+              <a:graphicFrameLocks xmlns:a="http://schemas.openxmlformats.org/drawingml/2006/main" noChangeAspect="1"/>
+            </wp:cNvGraphicFramePr>
+            <a:graphic xmlns:a="http://schemas.openxmlformats.org/drawingml/2006/main">
+              <a:graphicData uri="http://schemas.openxmlformats.org/drawingml/2006/picture">
+                <pic:pic xmlns:pic="http://schemas.openxmlformats.org/drawingml/2006/picture">
+                  <pic:nvPicPr>
+                    <pic:cNvPr id="1466576568" name="Picture 1" descr="A green rectangle with black text&#10;&#10;AI-generated content may be incorrect."/>
+                    <pic:cNvPicPr/>
+                  </pic:nvPicPr>
+                  <pic:blipFill>
+                    <a:blip r:embed="rId53"/>
+                    <a:stretch>
+                      <a:fillRect/>
+                    </a:stretch>
+                  </pic:blipFill>
+                  <pic:spPr>
+                    <a:xfrm>
+                      <a:off x="0" y="0"/>
+                      <a:ext cx="5731510" cy="859155"/>
+                    </a:xfrm>
+                    <a:prstGeom prst="rect">
+                      <a:avLst/>
+                    </a:prstGeom>
+                  </pic:spPr>
+                </pic:pic>
+              </a:graphicData>
+            </a:graphic>
+          </wp:inline>
+        </w:drawing>
+      </w:r>
+    </w:p>
+    <w:p>
+      <w:r>
+        <w:t>Th</w:t>
+      </w:r>
+      <w:r>
+        <w:t xml:space="preserve">e first image above </w:t>
+      </w:r>
+      <w:r>
+        <w:t xml:space="preserve">was the result  </w:t>
+      </w:r>
+    </w:p>
+    <w:p/>
+    <w:p>
+      <w:r>
+        <w:drawing>
+          <wp:inline distT="0" distB="0" distL="0" distR="0" wp14:anchorId="687510F5" wp14:editId="3BDD1DE4">
+            <wp:extent cx="3781953" cy="3296110"/>
+            <wp:effectExtent l="0" t="0" r="9525" b="0"/>
+            <wp:docPr id="686949452" name="Picture 1" descr="A screenshot of a computer code&#10;&#10;AI-generated content may be incorrect."/>
+            <wp:cNvGraphicFramePr>
+              <a:graphicFrameLocks xmlns:a="http://schemas.openxmlformats.org/drawingml/2006/main" noChangeAspect="1"/>
+            </wp:cNvGraphicFramePr>
+            <a:graphic xmlns:a="http://schemas.openxmlformats.org/drawingml/2006/main">
+              <a:graphicData uri="http://schemas.openxmlformats.org/drawingml/2006/picture">
+                <pic:pic xmlns:pic="http://schemas.openxmlformats.org/drawingml/2006/picture">
+                  <pic:nvPicPr>
+                    <pic:cNvPr id="686949452" name="Picture 1" descr="A screenshot of a computer code&#10;&#10;AI-generated content may be incorrect."/>
+                    <pic:cNvPicPr/>
+                  </pic:nvPicPr>
+                  <pic:blipFill>
+                    <a:blip r:embed="rId54"/>
+                    <a:stretch>
+                      <a:fillRect/>
+                    </a:stretch>
+                  </pic:blipFill>
+                  <pic:spPr>
+                    <a:xfrm>
+                      <a:off x="0" y="0"/>
+                      <a:ext cx="3781953" cy="3296110"/>
+                    </a:xfrm>
+                    <a:prstGeom prst="rect">
+                      <a:avLst/>
+                    </a:prstGeom>
+                  </pic:spPr>
+                </pic:pic>
+              </a:graphicData>
+            </a:graphic>
+          </wp:inline>
+        </w:drawing>
+      </w:r>
+    </w:p>
+    <w:p/>
+    <w:p>
+      <w:r>
+        <w:t>I decided to move the title square into its own subsection so it cleaner for me understand</w:t>
+      </w:r>
+    </w:p>
+    <w:p>
+      <w:r>
+        <w:drawing>
+          <wp:inline distT="0" distB="0" distL="0" distR="0" wp14:anchorId="5660403F" wp14:editId="60D3A177">
+            <wp:extent cx="2172003" cy="857370"/>
+            <wp:effectExtent l="0" t="0" r="0" b="0"/>
+            <wp:docPr id="835061717" name="Picture 1" descr="A screenshot of a computer code&#10;&#10;AI-generated content may be incorrect."/>
+            <wp:cNvGraphicFramePr>
+              <a:graphicFrameLocks xmlns:a="http://schemas.openxmlformats.org/drawingml/2006/main" noChangeAspect="1"/>
+            </wp:cNvGraphicFramePr>
+            <a:graphic xmlns:a="http://schemas.openxmlformats.org/drawingml/2006/main">
+              <a:graphicData uri="http://schemas.openxmlformats.org/drawingml/2006/picture">
+                <pic:pic xmlns:pic="http://schemas.openxmlformats.org/drawingml/2006/picture">
+                  <pic:nvPicPr>
+                    <pic:cNvPr id="835061717" name="Picture 1" descr="A screenshot of a computer code&#10;&#10;AI-generated content may be incorrect."/>
+                    <pic:cNvPicPr/>
+                  </pic:nvPicPr>
+                  <pic:blipFill>
+                    <a:blip r:embed="rId55"/>
+                    <a:stretch>
+                      <a:fillRect/>
+                    </a:stretch>
+                  </pic:blipFill>
+                  <pic:spPr>
+                    <a:xfrm>
+                      <a:off x="0" y="0"/>
+                      <a:ext cx="2172003" cy="857370"/>
+                    </a:xfrm>
+                    <a:prstGeom prst="rect">
+                      <a:avLst/>
+                    </a:prstGeom>
+                  </pic:spPr>
+                </pic:pic>
+              </a:graphicData>
+            </a:graphic>
+          </wp:inline>
+        </w:drawing>
+      </w:r>
+    </w:p>
+    <w:p>
+      <w:r>
+        <w:lastRenderedPageBreak/>
+        <w:t xml:space="preserve">The result was </w:t>
+      </w:r>
+      <w:proofErr w:type="gramStart"/>
+      <w:r>
+        <w:t>a</w:t>
+      </w:r>
+      <w:proofErr w:type="gramEnd"/>
+      <w:r>
+        <w:t xml:space="preserve"> achieved </w:t>
+      </w:r>
+      <w:r>
+        <w:drawing>
+          <wp:inline distT="0" distB="0" distL="0" distR="0" wp14:anchorId="52B1E62A" wp14:editId="01CBD1B0">
+            <wp:extent cx="5731510" cy="381635"/>
+            <wp:effectExtent l="0" t="0" r="2540" b="0"/>
+            <wp:docPr id="1237040109" name="Picture 1"/>
+            <wp:cNvGraphicFramePr>
+              <a:graphicFrameLocks xmlns:a="http://schemas.openxmlformats.org/drawingml/2006/main" noChangeAspect="1"/>
+            </wp:cNvGraphicFramePr>
+            <a:graphic xmlns:a="http://schemas.openxmlformats.org/drawingml/2006/main">
+              <a:graphicData uri="http://schemas.openxmlformats.org/drawingml/2006/picture">
+                <pic:pic xmlns:pic="http://schemas.openxmlformats.org/drawingml/2006/picture">
+                  <pic:nvPicPr>
+                    <pic:cNvPr id="1237040109" name=""/>
+                    <pic:cNvPicPr/>
+                  </pic:nvPicPr>
+                  <pic:blipFill>
+                    <a:blip r:embed="rId56"/>
+                    <a:stretch>
+                      <a:fillRect/>
+                    </a:stretch>
+                  </pic:blipFill>
+                  <pic:spPr>
+                    <a:xfrm>
+                      <a:off x="0" y="0"/>
+                      <a:ext cx="5731510" cy="381635"/>
+                    </a:xfrm>
+                    <a:prstGeom prst="rect">
+                      <a:avLst/>
+                    </a:prstGeom>
+                  </pic:spPr>
+                </pic:pic>
+              </a:graphicData>
+            </a:graphic>
+          </wp:inline>
+        </w:drawing>
+      </w:r>
+    </w:p>
+    <w:p>
+      <w:r>
+        <w:t xml:space="preserve">I want just </w:t>
+      </w:r>
+      <w:proofErr w:type="gramStart"/>
+      <w:r>
+        <w:t>complete</w:t>
+      </w:r>
+      <w:proofErr w:type="gramEnd"/>
+      <w:r>
+        <w:t xml:space="preserve"> the layout of my website and then go into the technicalities .</w:t>
+      </w:r>
+    </w:p>
+    <w:p/>
+    <w:p>
+      <w:r>
+        <w:drawing>
+          <wp:inline distT="0" distB="0" distL="0" distR="0" wp14:anchorId="55493309" wp14:editId="17EEA13A">
+            <wp:extent cx="2200582" cy="1657581"/>
+            <wp:effectExtent l="0" t="0" r="9525" b="0"/>
+            <wp:docPr id="2124668249" name="Picture 1" descr="A screenshot of a computer code&#10;&#10;AI-generated content may be incorrect."/>
+            <wp:cNvGraphicFramePr>
+              <a:graphicFrameLocks xmlns:a="http://schemas.openxmlformats.org/drawingml/2006/main" noChangeAspect="1"/>
+            </wp:cNvGraphicFramePr>
+            <a:graphic xmlns:a="http://schemas.openxmlformats.org/drawingml/2006/main">
+              <a:graphicData uri="http://schemas.openxmlformats.org/drawingml/2006/picture">
+                <pic:pic xmlns:pic="http://schemas.openxmlformats.org/drawingml/2006/picture">
+                  <pic:nvPicPr>
+                    <pic:cNvPr id="2124668249" name="Picture 1" descr="A screenshot of a computer code&#10;&#10;AI-generated content may be incorrect."/>
+                    <pic:cNvPicPr/>
+                  </pic:nvPicPr>
+                  <pic:blipFill>
+                    <a:blip r:embed="rId57"/>
+                    <a:stretch>
+                      <a:fillRect/>
+                    </a:stretch>
+                  </pic:blipFill>
+                  <pic:spPr>
+                    <a:xfrm>
+                      <a:off x="0" y="0"/>
+                      <a:ext cx="2200582" cy="1657581"/>
+                    </a:xfrm>
+                    <a:prstGeom prst="rect">
+                      <a:avLst/>
+                    </a:prstGeom>
+                  </pic:spPr>
+                </pic:pic>
+              </a:graphicData>
+            </a:graphic>
+          </wp:inline>
+        </w:drawing>
+      </w:r>
+    </w:p>
+    <w:p>
+      <w:r>
+        <w:t xml:space="preserve">I </w:t>
+      </w:r>
+      <w:r>
+        <w:t>added</w:t>
+      </w:r>
+      <w:r>
+        <w:t xml:space="preserve"> the margins to allow the square to be moved freely across the page.</w:t>
       </w:r>
     </w:p>
     <w:p>
@@ -8978,6 +9711,52 @@
           <w:bCs/>
         </w:rPr>
       </w:pPr>
+      <w:r>
+        <w:rPr>
+          <w:b/>
+          <w:bCs/>
+        </w:rPr>
+        <w:drawing>
+          <wp:inline distT="0" distB="0" distL="0" distR="0" wp14:anchorId="05F5B35D" wp14:editId="022B79E8">
+            <wp:extent cx="5731510" cy="2658745"/>
+            <wp:effectExtent l="0" t="0" r="2540" b="8255"/>
+            <wp:docPr id="2143615672" name="Picture 1" descr="A screenshot of a computer&#10;&#10;AI-generated content may be incorrect."/>
+            <wp:cNvGraphicFramePr>
+              <a:graphicFrameLocks xmlns:a="http://schemas.openxmlformats.org/drawingml/2006/main" noChangeAspect="1"/>
+            </wp:cNvGraphicFramePr>
+            <a:graphic xmlns:a="http://schemas.openxmlformats.org/drawingml/2006/main">
+              <a:graphicData uri="http://schemas.openxmlformats.org/drawingml/2006/picture">
+                <pic:pic xmlns:pic="http://schemas.openxmlformats.org/drawingml/2006/picture">
+                  <pic:nvPicPr>
+                    <pic:cNvPr id="2143615672" name="Picture 1" descr="A screenshot of a computer&#10;&#10;AI-generated content may be incorrect."/>
+                    <pic:cNvPicPr/>
+                  </pic:nvPicPr>
+                  <pic:blipFill>
+                    <a:blip r:embed="rId58"/>
+                    <a:stretch>
+                      <a:fillRect/>
+                    </a:stretch>
+                  </pic:blipFill>
+                  <pic:spPr>
+                    <a:xfrm>
+                      <a:off x="0" y="0"/>
+                      <a:ext cx="5731510" cy="2658745"/>
+                    </a:xfrm>
+                    <a:prstGeom prst="rect">
+                      <a:avLst/>
+                    </a:prstGeom>
+                  </pic:spPr>
+                </pic:pic>
+              </a:graphicData>
+            </a:graphic>
+          </wp:inline>
+        </w:drawing>
+      </w:r>
+    </w:p>
+    <w:p>
+      <w:r>
+        <w:t>The square was to big so I adjusted it</w:t>
+      </w:r>
     </w:p>
     <w:p>
       <w:pPr>
@@ -9161,6 +9940,7 @@
                 <w:rFonts w:eastAsia="Calibri" w:cs="Calibri"/>
                 <w:color w:val="000000" w:themeColor="text1"/>
               </w:rPr>
+              <w:lastRenderedPageBreak/>
               <w:t>1a</w:t>
             </w:r>
           </w:p>
@@ -9628,7 +10408,7 @@
                     <pic:cNvPicPr/>
                   </pic:nvPicPr>
                   <pic:blipFill>
-                    <a:blip r:embed="rId38">
+                    <a:blip r:embed="rId59">
                       <a:extLst>
                         <a:ext uri="{28A0092B-C50C-407E-A947-70E740481C1C}">
                           <a14:useLocalDpi xmlns:a14="http://schemas.microsoft.com/office/drawing/2010/main" val="0"/>
@@ -9904,7 +10684,7 @@
                     <pic:cNvPicPr/>
                   </pic:nvPicPr>
                   <pic:blipFill>
-                    <a:blip r:embed="rId39">
+                    <a:blip r:embed="rId60">
                       <a:extLst>
                         <a:ext uri="{28A0092B-C50C-407E-A947-70E740481C1C}">
                           <a14:useLocalDpi xmlns:a14="http://schemas.microsoft.com/office/drawing/2010/main" val="0"/>
@@ -10226,7 +11006,7 @@
                     <pic:cNvPicPr/>
                   </pic:nvPicPr>
                   <pic:blipFill>
-                    <a:blip r:embed="rId40">
+                    <a:blip r:embed="rId61">
                       <a:extLst>
                         <a:ext uri="{28A0092B-C50C-407E-A947-70E740481C1C}">
                           <a14:useLocalDpi xmlns:a14="http://schemas.microsoft.com/office/drawing/2010/main" val="0"/>
@@ -13902,27 +14682,7 @@
                 <w:szCs w:val="22"/>
                 <w:lang w:val="en-US"/>
               </w:rPr>
-              <w:t xml:space="preserve">the needle </w:t>
-            </w:r>
-            <w:proofErr w:type="gramStart"/>
-            <w:r>
-              <w:rPr>
-                <w:rFonts w:ascii="Calibri" w:eastAsia="Calibri" w:hAnsi="Calibri" w:cs="Calibri"/>
-                <w:sz w:val="22"/>
-                <w:szCs w:val="22"/>
-                <w:lang w:val="en-US"/>
-              </w:rPr>
-              <w:t>point</w:t>
-            </w:r>
-            <w:proofErr w:type="gramEnd"/>
-            <w:r>
-              <w:rPr>
-                <w:rFonts w:ascii="Calibri" w:eastAsia="Calibri" w:hAnsi="Calibri" w:cs="Calibri"/>
-                <w:sz w:val="22"/>
-                <w:szCs w:val="22"/>
-                <w:lang w:val="en-US"/>
-              </w:rPr>
-              <w:t xml:space="preserve"> to hajj</w:t>
+              <w:t>the needle point to hajj</w:t>
             </w:r>
           </w:p>
         </w:tc>
@@ -14771,6 +15531,32 @@
       <w:pPr>
         <w:pStyle w:val="Heading3"/>
       </w:pPr>
+      <w:hyperlink r:id="rId62" w:history="1">
+        <w:r>
+          <w:rPr>
+            <w:rStyle w:val="Hyperlink"/>
+          </w:rPr>
+          <w:t>https://www.w3schools.com/css/css_b</w:t>
+        </w:r>
+        <w:r>
+          <w:rPr>
+            <w:rStyle w:val="Hyperlink"/>
+          </w:rPr>
+          <w:t>o</w:t>
+        </w:r>
+        <w:r>
+          <w:rPr>
+            <w:rStyle w:val="Hyperlink"/>
+          </w:rPr>
+          <w:t>xmodel.asp</w:t>
+        </w:r>
+      </w:hyperlink>
+      <w:r>
+        <w:t xml:space="preserve">  </w:t>
+      </w:r>
+      <w:r>
+        <w:t xml:space="preserve">Boxmodel </w:t>
+      </w:r>
     </w:p>
     <w:p>
       <w:pPr>
@@ -14780,8 +15566,8 @@
     <w:p/>
     <w:p/>
     <w:sectPr>
-      <w:headerReference w:type="default" r:id="rId41"/>
-      <w:footerReference w:type="default" r:id="rId42"/>
+      <w:headerReference w:type="default" r:id="rId63"/>
+      <w:footerReference w:type="default" r:id="rId64"/>
       <w:pgSz w:w="11906" w:h="16838"/>
       <w:pgMar w:top="1440" w:right="1440" w:bottom="1440" w:left="1440" w:header="720" w:footer="720" w:gutter="0"/>
       <w:cols w:space="720"/>
@@ -16881,7 +17667,6 @@
   <w:style w:type="character" w:default="1" w:styleId="DefaultParagraphFont">
     <w:name w:val="Default Paragraph Font"/>
     <w:uiPriority w:val="1"/>
-    <w:semiHidden/>
     <w:unhideWhenUsed/>
   </w:style>
   <w:style w:type="table" w:default="1" w:styleId="TableNormal">
@@ -17333,7 +18118,111 @@
       <w:ind w:left="480"/>
     </w:pPr>
   </w:style>
+  <w:style w:type="character" w:styleId="HTMLCode">
+    <w:name w:val="HTML Code"/>
+    <w:basedOn w:val="DefaultParagraphFont"/>
+    <w:uiPriority w:val="99"/>
+    <w:semiHidden/>
+    <w:unhideWhenUsed/>
+    <w:rsid w:val="008D265E"/>
+    <w:rPr>
+      <w:rFonts w:ascii="Courier New" w:eastAsia="Times New Roman" w:hAnsi="Courier New" w:cs="Courier New"/>
+      <w:sz w:val="20"/>
+      <w:szCs w:val="20"/>
+    </w:rPr>
+  </w:style>
 </w:styles>
+</file>
+
+<file path=word/ink/ink1.xml><?xml version="1.0" encoding="utf-8"?>
+<inkml:ink xmlns:inkml="http://www.w3.org/2003/InkML">
+  <inkml:definitions>
+    <inkml:context xml:id="ctx0">
+      <inkml:inkSource xml:id="inkSrc0">
+        <inkml:traceFormat>
+          <inkml:channel name="X" type="integer" min="-2.14748E9" max="2.14748E9" units="cm"/>
+          <inkml:channel name="Y" type="integer" min="-2.14748E9" max="2.14748E9" units="cm"/>
+        </inkml:traceFormat>
+        <inkml:channelProperties>
+          <inkml:channelProperty channel="X" name="resolution" value="1000" units="1/cm"/>
+          <inkml:channelProperty channel="Y" name="resolution" value="1000" units="1/cm"/>
+        </inkml:channelProperties>
+      </inkml:inkSource>
+      <inkml:timestamp xml:id="ts0" timeString="2025-11-02T20:24:38.272"/>
+    </inkml:context>
+    <inkml:brush xml:id="br0">
+      <inkml:brushProperty name="width" value="0.3" units="cm"/>
+      <inkml:brushProperty name="height" value="0.6" units="cm"/>
+      <inkml:brushProperty name="color" value="#FFFC00"/>
+      <inkml:brushProperty name="tip" value="rectangle"/>
+      <inkml:brushProperty name="rasterOp" value="maskPen"/>
+      <inkml:brushProperty name="ignorePressure" value="1"/>
+    </inkml:brush>
+  </inkml:definitions>
+  <inkml:trace contextRef="#ctx0" brushRef="#br0">1 167,'0'-2,"1"1,0-1,0 1,0-1,-1 1,2 0,-1-1,0 1,0 0,0 0,0 0,1-1,-1 1,1 1,-1-1,0 0,3-1,28-13,-3 6,1 1,0 1,41-4,50-11,-83 13,0 3,53-4,583 9,-321 3,-334-3,0-1,38-10,-9 2,8-5,-40 11</inkml:trace>
+</inkml:ink>
+</file>
+
+<file path=word/ink/ink2.xml><?xml version="1.0" encoding="utf-8"?>
+<inkml:ink xmlns:inkml="http://www.w3.org/2003/InkML">
+  <inkml:definitions>
+    <inkml:context xml:id="ctx0">
+      <inkml:inkSource xml:id="inkSrc0">
+        <inkml:traceFormat>
+          <inkml:channel name="X" type="integer" min="-2.14748E9" max="2.14748E9" units="cm"/>
+          <inkml:channel name="Y" type="integer" min="-2.14748E9" max="2.14748E9" units="cm"/>
+          <inkml:channel name="F" type="integer" max="32767" units="dev"/>
+        </inkml:traceFormat>
+        <inkml:channelProperties>
+          <inkml:channelProperty channel="X" name="resolution" value="1000" units="1/cm"/>
+          <inkml:channelProperty channel="Y" name="resolution" value="1000" units="1/cm"/>
+          <inkml:channelProperty channel="F" name="resolution" value="0" units="1/dev"/>
+        </inkml:channelProperties>
+      </inkml:inkSource>
+      <inkml:timestamp xml:id="ts0" timeString="2025-11-02T20:24:35.997"/>
+    </inkml:context>
+    <inkml:brush xml:id="br0">
+      <inkml:brushProperty name="width" value="0.3" units="cm"/>
+      <inkml:brushProperty name="height" value="0.6" units="cm"/>
+      <inkml:brushProperty name="color" value="#FFFC00"/>
+      <inkml:brushProperty name="tip" value="rectangle"/>
+      <inkml:brushProperty name="rasterOp" value="maskPen"/>
+      <inkml:brushProperty name="ignorePressure" value="1"/>
+    </inkml:brush>
+  </inkml:definitions>
+  <inkml:trace contextRef="#ctx0" brushRef="#br0">0 97 0,'1933'-97'0</inkml:trace>
+</inkml:ink>
+</file>
+
+<file path=word/ink/ink3.xml><?xml version="1.0" encoding="utf-8"?>
+<inkml:ink xmlns:inkml="http://www.w3.org/2003/InkML">
+  <inkml:definitions>
+    <inkml:context xml:id="ctx0">
+      <inkml:inkSource xml:id="inkSrc0">
+        <inkml:traceFormat>
+          <inkml:channel name="X" type="integer" min="-2.14748E9" max="2.14748E9" units="cm"/>
+          <inkml:channel name="Y" type="integer" min="-2.14748E9" max="2.14748E9" units="cm"/>
+          <inkml:channel name="F" type="integer" max="32767" units="dev"/>
+        </inkml:traceFormat>
+        <inkml:channelProperties>
+          <inkml:channelProperty channel="X" name="resolution" value="1000" units="1/cm"/>
+          <inkml:channelProperty channel="Y" name="resolution" value="1000" units="1/cm"/>
+          <inkml:channelProperty channel="F" name="resolution" value="0" units="1/dev"/>
+        </inkml:channelProperties>
+      </inkml:inkSource>
+      <inkml:timestamp xml:id="ts0" timeString="2025-11-02T20:24:33.556"/>
+    </inkml:context>
+    <inkml:brush xml:id="br0">
+      <inkml:brushProperty name="width" value="0.3" units="cm"/>
+      <inkml:brushProperty name="height" value="0.6" units="cm"/>
+      <inkml:brushProperty name="color" value="#FFFC00"/>
+      <inkml:brushProperty name="tip" value="rectangle"/>
+      <inkml:brushProperty name="rasterOp" value="maskPen"/>
+      <inkml:brushProperty name="ignorePressure" value="1"/>
+    </inkml:brush>
+  </inkml:definitions>
+  <inkml:trace contextRef="#ctx0" brushRef="#br0">1 48 0,'2012'-48'0</inkml:trace>
+</inkml:ink>
 </file>
 
 <file path=word/theme/theme1.xml><?xml version="1.0" encoding="utf-8"?>
